--- a/7.Project Documentation/Sample_Project_Documentation.docx
+++ b/7.Project Documentation/Sample_Project_Documentation.docx
@@ -1,45 +1,56 @@
 
 <file path=word/document.xml><?xml version="1.0" encoding="utf-8"?>
-<w:document xmlns:wpc="http://schemas.microsoft.com/office/word/2010/wordprocessingCanvas" xmlns:mc="http://schemas.openxmlformats.org/markup-compatibility/2006" xmlns:o="urn:schemas-microsoft-com:office:office" xmlns:r="http://schemas.openxmlformats.org/officeDocument/2006/relationships" xmlns:m="http://schemas.openxmlformats.org/officeDocument/2006/math" xmlns:v="urn:schemas-microsoft-com:vml" xmlns:wp14="http://schemas.microsoft.com/office/word/2010/wordprocessingDrawing" xmlns:wp="http://schemas.openxmlformats.org/drawingml/2006/wordprocessingDrawing" xmlns:w10="urn:schemas-microsoft-com:office:word" xmlns:w="http://schemas.openxmlformats.org/wordprocessingml/2006/main" xmlns:w14="http://schemas.microsoft.com/office/word/2010/wordml" xmlns:w15="http://schemas.microsoft.com/office/word/2012/wordml" xmlns:wpg="http://schemas.microsoft.com/office/word/2010/wordprocessingGroup" xmlns:wpi="http://schemas.microsoft.com/office/word/2010/wordprocessingInk" xmlns:wne="http://schemas.microsoft.com/office/word/2006/wordml" xmlns:wps="http://schemas.microsoft.com/office/word/2010/wordprocessingShape" xmlns:cx="http://schemas.microsoft.com/office/drawing/2014/chartex" xmlns:cx1="http://schemas.microsoft.com/office/drawing/2015/9/8/chartex" xmlns:cx2="http://schemas.microsoft.com/office/drawing/2015/10/21/chartex" xmlns:cx3="http://schemas.microsoft.com/office/drawing/2016/5/9/chartex" xmlns:cx4="http://schemas.microsoft.com/office/drawing/2016/5/10/chartex" xmlns:cx5="http://schemas.microsoft.com/office/drawing/2016/5/11/chartex" xmlns:cx6="http://schemas.microsoft.com/office/drawing/2016/5/12/chartex" xmlns:cx7="http://schemas.microsoft.com/office/drawing/2016/5/13/chartex" xmlns:cx8="http://schemas.microsoft.com/office/drawing/2016/5/14/chartex" xmlns:aink="http://schemas.microsoft.com/office/drawing/2016/ink" xmlns:am3d="http://schemas.microsoft.com/office/drawing/2017/model3d" xmlns:w16cex="http://schemas.microsoft.com/office/word/2018/wordml/cex" xmlns:w16cid="http://schemas.microsoft.com/office/word/2016/wordml/cid" xmlns:w16="http://schemas.microsoft.com/office/word/2018/wordml" xmlns:w16sdtdh="http://schemas.microsoft.com/office/word/2020/wordml/sdtdatahash" xmlns:w16se="http://schemas.microsoft.com/office/word/2015/wordml/symex" mc:Ignorable="w14 w15 wp14">
+<w:document xmlns:wpc="http://schemas.microsoft.com/office/word/2010/wordprocessingCanvas" xmlns:cx="http://schemas.microsoft.com/office/drawing/2014/chartex" xmlns:cx1="http://schemas.microsoft.com/office/drawing/2015/9/8/chartex" xmlns:cx2="http://schemas.microsoft.com/office/drawing/2015/10/21/chartex" xmlns:cx3="http://schemas.microsoft.com/office/drawing/2016/5/9/chartex" xmlns:cx4="http://schemas.microsoft.com/office/drawing/2016/5/10/chartex" xmlns:cx5="http://schemas.microsoft.com/office/drawing/2016/5/11/chartex" xmlns:cx6="http://schemas.microsoft.com/office/drawing/2016/5/12/chartex" xmlns:cx7="http://schemas.microsoft.com/office/drawing/2016/5/13/chartex" xmlns:cx8="http://schemas.microsoft.com/office/drawing/2016/5/14/chartex" xmlns:mc="http://schemas.openxmlformats.org/markup-compatibility/2006" xmlns:aink="http://schemas.microsoft.com/office/drawing/2016/ink" xmlns:am3d="http://schemas.microsoft.com/office/drawing/2017/model3d" xmlns:o="urn:schemas-microsoft-com:office:office" xmlns:oel="http://schemas.microsoft.com/office/2019/extlst" xmlns:r="http://schemas.openxmlformats.org/officeDocument/2006/relationships" xmlns:m="http://schemas.openxmlformats.org/officeDocument/2006/math" xmlns:v="urn:schemas-microsoft-com:vml" xmlns:wp14="http://schemas.microsoft.com/office/word/2010/wordprocessingDrawing" xmlns:wp="http://schemas.openxmlformats.org/drawingml/2006/wordprocessingDrawing" xmlns:w10="urn:schemas-microsoft-com:office:word" xmlns:w="http://schemas.openxmlformats.org/wordprocessingml/2006/main" xmlns:w14="http://schemas.microsoft.com/office/word/2010/wordml" xmlns:w15="http://schemas.microsoft.com/office/word/2012/wordml" xmlns:w16cex="http://schemas.microsoft.com/office/word/2018/wordml/cex" xmlns:w16cid="http://schemas.microsoft.com/office/word/2016/wordml/cid" xmlns:w16="http://schemas.microsoft.com/office/word/2018/wordml" xmlns:w16du="http://schemas.microsoft.com/office/word/2023/wordml/word16du" xmlns:w16sdtdh="http://schemas.microsoft.com/office/word/2020/wordml/sdtdatahash" xmlns:w16sdtfl="http://schemas.microsoft.com/office/word/2024/wordml/sdtformatlock" xmlns:w16se="http://schemas.microsoft.com/office/word/2015/wordml/symex" xmlns:wpg="http://schemas.microsoft.com/office/word/2010/wordprocessingGroup" xmlns:wpi="http://schemas.microsoft.com/office/word/2010/wordprocessingInk" xmlns:wne="http://schemas.microsoft.com/office/word/2006/wordml" xmlns:wps="http://schemas.microsoft.com/office/word/2010/wordprocessingShape" mc:Ignorable="w14 w15 w16se w16cid w16 w16cex w16sdtdh w16sdtfl w16du wp14">
   <w:body>
     <w:tbl>
       <w:tblPr>
-        <w:tblW w:type="dxa" w:w="9746"/>
+        <w:tblW w:w="9746" w:type="dxa"/>
         <w:tblBorders>
-          <w:top w:val="none" w:color="FFFFFF" w:sz="0"/>
-          <w:left w:val="none" w:color="FFFFFF" w:sz="0"/>
-          <w:bottom w:val="none" w:color="FFFFFF" w:sz="0"/>
-          <w:right w:val="none" w:color="FFFFFF" w:sz="0"/>
-          <w:insideH w:val="single" w:color="auto" w:sz="4"/>
-          <w:insideV w:val="single" w:color="auto" w:sz="4"/>
+          <w:top w:val="none" w:sz="0" w:space="0" w:color="FFFFFF"/>
+          <w:left w:val="none" w:sz="0" w:space="0" w:color="FFFFFF"/>
+          <w:bottom w:val="none" w:sz="0" w:space="0" w:color="FFFFFF"/>
+          <w:right w:val="none" w:sz="0" w:space="0" w:color="FFFFFF"/>
+          <w:insideH w:val="single" w:sz="4" w:space="0" w:color="auto"/>
+          <w:insideV w:val="single" w:sz="4" w:space="0" w:color="auto"/>
         </w:tblBorders>
+        <w:tblCellMar>
+          <w:left w:w="10" w:type="dxa"/>
+          <w:right w:w="10" w:type="dxa"/>
+        </w:tblCellMar>
+        <w:tblLook w:val="0000" w:firstRow="0" w:lastRow="0" w:firstColumn="0" w:lastColumn="0" w:noHBand="0" w:noVBand="0"/>
       </w:tblPr>
       <w:tblGrid>
         <w:gridCol w:w="4873"/>
         <w:gridCol w:w="4873"/>
       </w:tblGrid>
       <w:tr>
+        <w:tblPrEx>
+          <w:tblCellMar>
+            <w:top w:w="0" w:type="dxa"/>
+            <w:bottom w:w="0" w:type="dxa"/>
+          </w:tblCellMar>
+        </w:tblPrEx>
         <w:tc>
           <w:tcPr>
-            <w:tcW w:type="dxa" w:w="4873"/>
+            <w:tcW w:w="4873" w:type="dxa"/>
             <w:tcBorders>
-              <w:top w:val="none" w:color="FFFFFF" w:sz="0"/>
-              <w:left w:val="none" w:color="FFFFFF" w:sz="0"/>
-              <w:bottom w:val="none" w:color="FFFFFF" w:sz="0"/>
-              <w:right w:val="none" w:color="FFFFFF" w:sz="0"/>
+              <w:top w:val="none" w:sz="0" w:space="0" w:color="FFFFFF"/>
+              <w:left w:val="none" w:sz="0" w:space="0" w:color="FFFFFF"/>
+              <w:bottom w:val="none" w:sz="0" w:space="0" w:color="FFFFFF"/>
+              <w:right w:val="none" w:sz="0" w:space="0" w:color="FFFFFF"/>
             </w:tcBorders>
             <w:vAlign w:val="center"/>
           </w:tcPr>
           <w:p>
-            <w:pPr>
-              <w:jc w:val="left"/>
-            </w:pPr>
-            <w:r>
+            <w:r>
+              <w:rPr>
+                <w:noProof/>
+              </w:rPr>
               <w:drawing>
-                <wp:inline distT="0" distB="0" distL="0" distR="0">
+                <wp:inline distT="0" distB="0" distL="0" distR="0" wp14:anchorId="13C5F121" wp14:editId="2BC029C6">
                   <wp:extent cx="1619250" cy="676275"/>
-                  <wp:effectExtent t="0" r="0" b="0" l="0"/>
-                  <wp:docPr id="1" name="" descr="" title=""/>
+                  <wp:effectExtent l="0" t="0" r="0" b="0"/>
+                  <wp:docPr id="1" name="Picture 1"/>
                   <wp:cNvGraphicFramePr>
                     <a:graphicFrameLocks xmlns:a="http://schemas.openxmlformats.org/drawingml/2006/main" noChangeAspect="1"/>
                   </wp:cNvGraphicFramePr>
@@ -47,13 +58,13 @@
                     <a:graphicData uri="http://schemas.openxmlformats.org/drawingml/2006/picture">
                       <pic:pic xmlns:pic="http://schemas.openxmlformats.org/drawingml/2006/picture">
                         <pic:nvPicPr>
-                          <pic:cNvPr id="0" name="" descr=""/>
+                          <pic:cNvPr id="0" name=""/>
                           <pic:cNvPicPr>
                             <a:picLocks noChangeAspect="1" noChangeArrowheads="1"/>
                           </pic:cNvPicPr>
                         </pic:nvPicPr>
                         <pic:blipFill>
-                          <a:blip r:embed="rId7" cstate="none"/>
+                          <a:blip r:embed="rId5"/>
                           <a:srcRect/>
                           <a:stretch>
                             <a:fillRect/>
@@ -78,12 +89,12 @@
         </w:tc>
         <w:tc>
           <w:tcPr>
-            <w:tcW w:type="dxa" w:w="4873"/>
+            <w:tcW w:w="4873" w:type="dxa"/>
             <w:tcBorders>
-              <w:top w:val="none" w:color="FFFFFF" w:sz="0"/>
-              <w:left w:val="none" w:color="FFFFFF" w:sz="0"/>
-              <w:bottom w:val="none" w:color="FFFFFF" w:sz="0"/>
-              <w:right w:val="none" w:color="FFFFFF" w:sz="0"/>
+              <w:top w:val="none" w:sz="0" w:space="0" w:color="FFFFFF"/>
+              <w:left w:val="none" w:sz="0" w:space="0" w:color="FFFFFF"/>
+              <w:bottom w:val="none" w:sz="0" w:space="0" w:color="FFFFFF"/>
+              <w:right w:val="none" w:sz="0" w:space="0" w:color="FFFFFF"/>
             </w:tcBorders>
             <w:vAlign w:val="center"/>
           </w:tcPr>
@@ -92,11 +103,14 @@
               <w:jc w:val="right"/>
             </w:pPr>
             <w:r>
+              <w:rPr>
+                <w:noProof/>
+              </w:rPr>
               <w:drawing>
-                <wp:inline distT="0" distB="0" distL="0" distR="0">
+                <wp:inline distT="0" distB="0" distL="0" distR="0" wp14:anchorId="060F5FE8" wp14:editId="16DF0BFE">
                   <wp:extent cx="1047750" cy="485775"/>
-                  <wp:effectExtent t="0" r="0" b="0" l="0"/>
-                  <wp:docPr id="1" name="" descr="" title=""/>
+                  <wp:effectExtent l="0" t="0" r="0" b="0"/>
+                  <wp:docPr id="1291163354" name="Picture 1291163354"/>
                   <wp:cNvGraphicFramePr>
                     <a:graphicFrameLocks xmlns:a="http://schemas.openxmlformats.org/drawingml/2006/main" noChangeAspect="1"/>
                   </wp:cNvGraphicFramePr>
@@ -104,13 +118,13 @@
                     <a:graphicData uri="http://schemas.openxmlformats.org/drawingml/2006/picture">
                       <pic:pic xmlns:pic="http://schemas.openxmlformats.org/drawingml/2006/picture">
                         <pic:nvPicPr>
-                          <pic:cNvPr id="0" name="" descr=""/>
+                          <pic:cNvPr id="0" name=""/>
                           <pic:cNvPicPr>
                             <a:picLocks noChangeAspect="1" noChangeArrowheads="1"/>
                           </pic:cNvPicPr>
                         </pic:nvPicPr>
                         <pic:blipFill>
-                          <a:blip r:embed="rId8" cstate="none"/>
+                          <a:blip r:embed="rId6"/>
                           <a:srcRect/>
                           <a:stretch>
                             <a:fillRect/>
@@ -137,9 +151,10 @@
     </w:tbl>
     <w:p>
       <w:pPr>
-        <w:spacing w:after="300" w:before="100"/>
+        <w:spacing w:before="100" w:after="300"/>
         <w:jc w:val="center"/>
       </w:pPr>
+      <w:proofErr w:type="spellStart"/>
       <w:r>
         <w:rPr>
           <w:b/>
@@ -147,12 +162,22 @@
           <w:sz w:val="30"/>
           <w:szCs w:val="30"/>
         </w:rPr>
-        <w:t xml:space="preserve">OptiCrop: Smart Agricultural Production Optimization Engine</w:t>
-      </w:r>
-    </w:p>
-    <w:p>
-      <w:pPr>
-        <w:spacing w:after="120" w:before="300"/>
+        <w:t>OptiCrop</w:t>
+      </w:r>
+      <w:proofErr w:type="spellEnd"/>
+      <w:r>
+        <w:rPr>
+          <w:b/>
+          <w:bCs/>
+          <w:sz w:val="30"/>
+          <w:szCs w:val="30"/>
+        </w:rPr>
+        <w:t>: Smart Agricultural Production Optimization Engine</w:t>
+      </w:r>
+    </w:p>
+    <w:p>
+      <w:pPr>
+        <w:spacing w:before="300" w:after="120"/>
       </w:pPr>
       <w:r>
         <w:rPr>
@@ -161,28 +186,33 @@
           <w:sz w:val="26"/>
           <w:szCs w:val="26"/>
         </w:rPr>
-        <w:t xml:space="preserve">Project Description:</w:t>
-      </w:r>
-    </w:p>
-    <w:p>
-      <w:pPr>
-        <w:spacing w:after="180" w:before="0"/>
-      </w:pPr>
-      <w:r>
-        <w:t xml:space="preserve">OptiCrop harnesses data-driven machine learning to help farmers, researchers, and policymakers make smarter agricultural decisions. The platform integrates key environmental factors — Nitrogen (N), Phosphorous (P), Potassium (K), soil temperature, humidity, pH, and rainfall — to recommend the most suitable crop for a given field, or to assess whether an existing field is suitable for a crop the user already has in mind.</w:t>
-      </w:r>
-    </w:p>
-    <w:p>
-      <w:pPr>
-        <w:spacing w:after="180" w:before="0"/>
-      </w:pPr>
-      <w:r>
-        <w:t xml:space="preserve">The system is built around a trained classification model (Scikit-learn) served through a Flask REST API. Users submit soil and climate readings through a simple web form; the backend validates the input, runs it through the trained model, and returns a ranked crop recommendation along with a confidence score. A companion suitability-assessment feature lets users check a specific crop against their current field conditions, and a lightweight visualization dashboard surfaces trends across submissions for research and policy use cases.</w:t>
-      </w:r>
-    </w:p>
-    <w:p>
-      <w:pPr>
-        <w:spacing w:after="120" w:before="300"/>
+        <w:t>Project Description:</w:t>
+      </w:r>
+    </w:p>
+    <w:p>
+      <w:pPr>
+        <w:spacing w:after="180"/>
+      </w:pPr>
+      <w:proofErr w:type="spellStart"/>
+      <w:r>
+        <w:t>OptiCrop</w:t>
+      </w:r>
+      <w:proofErr w:type="spellEnd"/>
+      <w:r>
+        <w:t xml:space="preserve"> harnesses data-driven machine learning to help farmers, researchers, and policymakers make smarter agricultural decisions. The platform integrates key environmental factors — Nitrogen (N), Phosphorous (P), Potassium (K), soil temperature, humidity, pH, and rainfall — to recommend the most suitable crop for a given field, or to assess whether an existing field is suitable for a crop the user already has in mind.</w:t>
+      </w:r>
+    </w:p>
+    <w:p>
+      <w:pPr>
+        <w:spacing w:after="180"/>
+      </w:pPr>
+      <w:r>
+        <w:t>The system is built around a trained classification model (Scikit-learn) served through a Flask REST API. Users submit soil and climate readings through a simple web form; the backend validates the input, runs it through the trained model, and returns a ranked crop recommendation along with a confidence score. A companion suitability-assessment feature lets users check a specific crop against their current field conditions, and a lightweight visualization dashboard surfaces trends across submissions for research and policy use cases.</w:t>
+      </w:r>
+    </w:p>
+    <w:p>
+      <w:pPr>
+        <w:spacing w:before="300" w:after="120"/>
       </w:pPr>
       <w:r>
         <w:rPr>
@@ -191,7 +221,7 @@
           <w:sz w:val="26"/>
           <w:szCs w:val="26"/>
         </w:rPr>
-        <w:t xml:space="preserve">Scenarios</w:t>
+        <w:t>Scenarios</w:t>
       </w:r>
     </w:p>
     <w:p>
@@ -206,7 +236,7 @@
         <w:t xml:space="preserve">Scenario 1: </w:t>
       </w:r>
       <w:r>
-        <w:t xml:space="preserve">A farmer enters soil and environmental details such as Nitrogen (N), Phosphorous (P), Potassium (K), temperature, humidity, pH level, and rainfall. The system analyzes the data and recommends the most suitable crop for maximum yield and better farming efficiency.</w:t>
+        <w:t>A farmer enters soil and environmental details such as Nitrogen (N), Phosphorous (P), Potassium (K), temperature, humidity, pH level, and rainfall. The system analyzes the data and recommends the most suitable crop for maximum yield and better farming efficiency.</w:t>
       </w:r>
     </w:p>
     <w:p>
@@ -221,7 +251,7 @@
         <w:t xml:space="preserve">Scenario 2: </w:t>
       </w:r>
       <w:r>
-        <w:t xml:space="preserve">A user wants to understand whether the current soil and climate conditions are suitable for a particular crop. The application evaluates the input parameters and provides insights about crop compatibility, environmental suitability, and productivity potential.</w:t>
+        <w:t>A user wants to understand whether the current soil and climate conditions are suitable for a particular crop. The application evaluates the input parameters and provides insights about crop compatibility, environmental suitability, and productivity potential.</w:t>
       </w:r>
     </w:p>
     <w:p>
@@ -236,12 +266,12 @@
         <w:t xml:space="preserve">Scenario 3: </w:t>
       </w:r>
       <w:r>
-        <w:t xml:space="preserve">An agricultural researcher or policymaker uses the system to analyze crop-environment relationships and identify patterns in agricultural production. The platform helps in making data-driven decisions for sustainable farming strategies and resource optimization.</w:t>
-      </w:r>
-    </w:p>
-    <w:p>
-      <w:pPr>
-        <w:spacing w:after="120" w:before="300"/>
+        <w:t>An agricultural researcher or policymaker uses the system to analyze crop-environment relationships and identify patterns in agricultural production. The platform helps in making data-driven decisions for sustainable farming strategies and resource optimization.</w:t>
+      </w:r>
+    </w:p>
+    <w:p>
+      <w:pPr>
+        <w:spacing w:before="300" w:after="120"/>
       </w:pPr>
       <w:r>
         <w:rPr>
@@ -250,7 +280,7 @@
           <w:sz w:val="26"/>
           <w:szCs w:val="26"/>
         </w:rPr>
-        <w:t xml:space="preserve">Technical Architecture:</w:t>
+        <w:t>Technical Architecture:</w:t>
       </w:r>
     </w:p>
     <w:p>
@@ -259,11 +289,14 @@
         <w:jc w:val="center"/>
       </w:pPr>
       <w:r>
+        <w:rPr>
+          <w:noProof/>
+        </w:rPr>
         <w:drawing>
-          <wp:inline distT="0" distB="0" distL="0" distR="0">
+          <wp:inline distT="0" distB="0" distL="0" distR="0" wp14:anchorId="05DBD868" wp14:editId="5E09CC0C">
             <wp:extent cx="5334000" cy="2457450"/>
-            <wp:effectExtent t="0" r="0" b="0" l="0"/>
-            <wp:docPr id="1" name="" descr="" title=""/>
+            <wp:effectExtent l="0" t="0" r="0" b="0"/>
+            <wp:docPr id="1524338707" name="Picture 1524338707"/>
             <wp:cNvGraphicFramePr>
               <a:graphicFrameLocks xmlns:a="http://schemas.openxmlformats.org/drawingml/2006/main" noChangeAspect="1"/>
             </wp:cNvGraphicFramePr>
@@ -271,13 +304,13 @@
               <a:graphicData uri="http://schemas.openxmlformats.org/drawingml/2006/picture">
                 <pic:pic xmlns:pic="http://schemas.openxmlformats.org/drawingml/2006/picture">
                   <pic:nvPicPr>
-                    <pic:cNvPr id="0" name="" descr=""/>
+                    <pic:cNvPr id="0" name=""/>
                     <pic:cNvPicPr>
                       <a:picLocks noChangeAspect="1" noChangeArrowheads="1"/>
                     </pic:cNvPicPr>
                   </pic:nvPicPr>
                   <pic:blipFill>
-                    <a:blip r:embed="rId9" cstate="none"/>
+                    <a:blip r:embed="rId7"/>
                     <a:srcRect/>
                     <a:stretch>
                       <a:fillRect/>
@@ -310,25 +343,46 @@
         </w:rPr>
         <w:t xml:space="preserve">Description: </w:t>
       </w:r>
-      <w:r>
-        <w:t xml:space="preserve">OptiCrop uses a modular three-tier architecture. A Flask-based backend receives soil and environmental readings from the user, validates them, and forwards them to a Scikit-learn classification model trained on historical crop-environment data. The model generates a crop recommendation, a suitability assessment, and the underlying data that feeds the visualization dashboard. Secure input validation and error handling wrap every stage of the pipeline.</w:t>
-      </w:r>
-    </w:p>
-    <w:p>
-      <w:pPr>
-        <w:spacing w:after="150" w:before="100"/>
+      <w:proofErr w:type="spellStart"/>
+      <w:r>
+        <w:t>OptiCrop</w:t>
+      </w:r>
+      <w:proofErr w:type="spellEnd"/>
+      <w:r>
+        <w:t xml:space="preserve"> uses a modular three-tier architecture. A Flask-based backend receives soil and environmental readings from the user, validates them, and forwards them to a Scikit-learn classification model trained on historical crop-environment data. The model generates a crop recommendation, a suitability assessment, and the underlying data that feeds the visualization dashboard. Secure input validation and error handling wrap every stage of the pipeline.</w:t>
+      </w:r>
+    </w:p>
+    <w:p>
+      <w:pPr>
+        <w:spacing w:before="100" w:after="150"/>
       </w:pPr>
       <w:r>
         <w:rPr>
           <w:i/>
           <w:iCs/>
         </w:rPr>
-        <w:t xml:space="preserve">(Note: OptiCrop does not use a persistent database in its current version — the model is trained offline from a CSV dataset and loaded into memory at startup. If a database is added in a future version (e.g., to store user submission history), an ER diagram should be added here along with a description.)</w:t>
-      </w:r>
-    </w:p>
-    <w:p>
-      <w:pPr>
-        <w:spacing w:after="120" w:before="300"/>
+        <w:t xml:space="preserve">(Note: </w:t>
+      </w:r>
+      <w:proofErr w:type="spellStart"/>
+      <w:r>
+        <w:rPr>
+          <w:i/>
+          <w:iCs/>
+        </w:rPr>
+        <w:t>OptiCrop</w:t>
+      </w:r>
+      <w:proofErr w:type="spellEnd"/>
+      <w:r>
+        <w:rPr>
+          <w:i/>
+          <w:iCs/>
+        </w:rPr>
+        <w:t xml:space="preserve"> does not use a persistent database in its current version — the model is trained offline from a CSV dataset and loaded into memory at startup. If a database is added in a future version (e.g., to store user submission history), an ER diagram should be added here along with a description.)</w:t>
+      </w:r>
+    </w:p>
+    <w:p>
+      <w:pPr>
+        <w:spacing w:before="300" w:after="120"/>
       </w:pPr>
       <w:r>
         <w:rPr>
@@ -337,7 +391,7 @@
           <w:sz w:val="26"/>
           <w:szCs w:val="26"/>
         </w:rPr>
-        <w:t xml:space="preserve">Pre-requisites:</w:t>
+        <w:t>Pre-requisites:</w:t>
       </w:r>
     </w:p>
     <w:p>
@@ -354,14 +408,15 @@
           <w:b/>
           <w:bCs/>
         </w:rPr>
+        <w:lastRenderedPageBreak/>
         <w:t xml:space="preserve">Flask Framework Knowledge: </w:t>
       </w:r>
-      <w:hyperlink w:history="1" r:id="rId2picxidkccft-zp6_p-m3">
+      <w:hyperlink r:id="rId8" w:history="1">
         <w:r>
           <w:rPr>
             <w:rStyle w:val="Hyperlink"/>
           </w:rPr>
-          <w:t xml:space="preserve">Flask Documentation</w:t>
+          <w:t>Flask Documentation</w:t>
         </w:r>
       </w:hyperlink>
     </w:p>
@@ -381,12 +436,12 @@
         </w:rPr>
         <w:t xml:space="preserve">Scikit-learn Familiarity: </w:t>
       </w:r>
-      <w:hyperlink w:history="1" r:id="rIdwecchn6rtoztaisnw1fjk">
+      <w:hyperlink r:id="rId9" w:history="1">
         <w:r>
           <w:rPr>
             <w:rStyle w:val="Hyperlink"/>
           </w:rPr>
-          <w:t xml:space="preserve">Scikit-learn Documentation</w:t>
+          <w:t>Scikit-learn Documentation</w:t>
         </w:r>
       </w:hyperlink>
     </w:p>
@@ -406,12 +461,12 @@
         </w:rPr>
         <w:t xml:space="preserve">Data Handling with Pandas &amp; NumPy: </w:t>
       </w:r>
-      <w:hyperlink w:history="1" r:id="rIdfmdcadb-bie0ewy9jt85w">
+      <w:hyperlink r:id="rId10" w:history="1">
         <w:r>
           <w:rPr>
             <w:rStyle w:val="Hyperlink"/>
           </w:rPr>
-          <w:t xml:space="preserve">Pandas Documentation</w:t>
+          <w:t>Pandas Documentation</w:t>
         </w:r>
       </w:hyperlink>
     </w:p>
@@ -431,12 +486,12 @@
         </w:rPr>
         <w:t xml:space="preserve">Data Visualization: </w:t>
       </w:r>
-      <w:hyperlink w:history="1" r:id="rIdhoqnbvycvxtb2uiu0zlhh">
+      <w:hyperlink r:id="rId11" w:history="1">
         <w:r>
           <w:rPr>
             <w:rStyle w:val="Hyperlink"/>
           </w:rPr>
-          <w:t xml:space="preserve">Matplotlib Documentation</w:t>
+          <w:t>Matplotlib Documentation</w:t>
         </w:r>
       </w:hyperlink>
     </w:p>
@@ -456,12 +511,12 @@
         </w:rPr>
         <w:t xml:space="preserve">Python Programming Proficiency: </w:t>
       </w:r>
-      <w:hyperlink w:history="1" r:id="rIdlbooeyfsledrh2ugfh2ab">
+      <w:hyperlink r:id="rId12" w:history="1">
         <w:r>
           <w:rPr>
             <w:rStyle w:val="Hyperlink"/>
           </w:rPr>
-          <w:t xml:space="preserve">Python Documentation</w:t>
+          <w:t>Python Documentation</w:t>
         </w:r>
       </w:hyperlink>
     </w:p>
@@ -481,12 +536,12 @@
         </w:rPr>
         <w:t xml:space="preserve">Version Control with Git: </w:t>
       </w:r>
-      <w:hyperlink w:history="1" r:id="rIdgvq1kjh7sufl6wejjmtxa">
+      <w:hyperlink r:id="rId13" w:history="1">
         <w:r>
           <w:rPr>
             <w:rStyle w:val="Hyperlink"/>
           </w:rPr>
-          <w:t xml:space="preserve">Git Documentation</w:t>
+          <w:t>Git Documentation</w:t>
         </w:r>
       </w:hyperlink>
     </w:p>
@@ -506,18 +561,18 @@
         </w:rPr>
         <w:t xml:space="preserve">Development Environment Setup: </w:t>
       </w:r>
-      <w:hyperlink w:history="1" r:id="rIdbf2zf13ecfhzwmrxwwf1r">
+      <w:hyperlink r:id="rId14" w:history="1">
         <w:r>
           <w:rPr>
             <w:rStyle w:val="Hyperlink"/>
           </w:rPr>
-          <w:t xml:space="preserve">Flask Installation Guide</w:t>
+          <w:t>Flask Installation Guide</w:t>
         </w:r>
       </w:hyperlink>
     </w:p>
     <w:p>
       <w:pPr>
-        <w:spacing w:after="120" w:before="300"/>
+        <w:spacing w:before="300" w:after="120"/>
       </w:pPr>
       <w:r>
         <w:rPr>
@@ -526,12 +581,12 @@
           <w:sz w:val="26"/>
           <w:szCs w:val="26"/>
         </w:rPr>
-        <w:t xml:space="preserve">Project Workflow:</w:t>
-      </w:r>
-    </w:p>
-    <w:p>
-      <w:pPr>
-        <w:spacing w:after="100" w:before="200"/>
+        <w:t>Project Workflow:</w:t>
+      </w:r>
+    </w:p>
+    <w:p>
+      <w:pPr>
+        <w:spacing w:before="200" w:after="100"/>
       </w:pPr>
       <w:r>
         <w:rPr>
@@ -540,7 +595,7 @@
           <w:sz w:val="22"/>
           <w:szCs w:val="22"/>
         </w:rPr>
-        <w:t xml:space="preserve">Milestone 1: Data Collection and Model Selection</w:t>
+        <w:t>Milestone 1: Data Collection and Model Selection</w:t>
       </w:r>
     </w:p>
     <w:p>
@@ -560,7 +615,7 @@
         <w:t xml:space="preserve">Activity 1.1: </w:t>
       </w:r>
       <w:r>
-        <w:t xml:space="preserve">Source and clean a crop-environment dataset containing N, P, K, temperature, humidity, pH, rainfall, and the corresponding crop label.</w:t>
+        <w:t>Source and clean a crop-environment dataset containing N, P, K, temperature, humidity, pH, rainfall, and the corresponding crop label.</w:t>
       </w:r>
     </w:p>
     <w:p>
@@ -580,7 +635,7 @@
         <w:t xml:space="preserve">Activity 1.2: </w:t>
       </w:r>
       <w:r>
-        <w:t xml:space="preserve">Research and compare classification algorithms (Random Forest, Decision Tree, SVM, k-NN) for crop prediction accuracy.</w:t>
+        <w:t>Research and compare classification algorithms (Random Forest, Decision Tree, SVM, k-NN) for crop prediction accuracy.</w:t>
       </w:r>
     </w:p>
     <w:p>
@@ -600,7 +655,7 @@
         <w:t xml:space="preserve">Activity 1.3: </w:t>
       </w:r>
       <w:r>
-        <w:t xml:space="preserve">Define the application architecture, detailing interactions between the frontend, Flask backend, and the ML model.</w:t>
+        <w:t>Define the application architecture, detailing interactions between the frontend, Flask backend, and the ML model.</w:t>
       </w:r>
     </w:p>
     <w:p>
@@ -620,12 +675,12 @@
         <w:t xml:space="preserve">Activity 1.4: </w:t>
       </w:r>
       <w:r>
-        <w:t xml:space="preserve">Set up the development environment, installing Flask, Scikit-learn, Pandas, NumPy, Matplotlib, and Seaborn.</w:t>
-      </w:r>
-    </w:p>
-    <w:p>
-      <w:pPr>
-        <w:spacing w:after="100" w:before="200"/>
+        <w:t>Set up the development environment, installing Flask, Scikit-learn, Pandas, NumPy, Matplotlib, and Seaborn.</w:t>
+      </w:r>
+    </w:p>
+    <w:p>
+      <w:pPr>
+        <w:spacing w:before="200" w:after="100"/>
       </w:pPr>
       <w:r>
         <w:rPr>
@@ -634,7 +689,7 @@
           <w:sz w:val="22"/>
           <w:szCs w:val="22"/>
         </w:rPr>
-        <w:t xml:space="preserve">Milestone 2: Core Functionalities Development</w:t>
+        <w:t>Milestone 2: Core Functionalities Development</w:t>
       </w:r>
     </w:p>
     <w:p>
@@ -654,7 +709,7 @@
         <w:t xml:space="preserve">Activity 2.1: </w:t>
       </w:r>
       <w:r>
-        <w:t xml:space="preserve">Develop the core features: Crop Recommendation Engine, Crop Suitability Assessment, and the Visualization Dashboard.</w:t>
+        <w:t>Develop the core features: Crop Recommendation Engine, Crop Suitability Assessment, and the Visualization Dashboard.</w:t>
       </w:r>
     </w:p>
     <w:p>
@@ -674,12 +729,12 @@
         <w:t xml:space="preserve">Activity 2.2: </w:t>
       </w:r>
       <w:r>
-        <w:t xml:space="preserve">Implement the Flask backend to manage routing and input processing, ensuring smooth interaction with the trained model.</w:t>
-      </w:r>
-    </w:p>
-    <w:p>
-      <w:pPr>
-        <w:spacing w:after="100" w:before="200"/>
+        <w:t>Implement the Flask backend to manage routing and input processing, ensuring smooth interaction with the trained model.</w:t>
+      </w:r>
+    </w:p>
+    <w:p>
+      <w:pPr>
+        <w:spacing w:before="200" w:after="100"/>
       </w:pPr>
       <w:r>
         <w:rPr>
@@ -688,15 +743,23 @@
           <w:sz w:val="22"/>
           <w:szCs w:val="22"/>
         </w:rPr>
-        <w:t xml:space="preserve">Milestone 3: app.py Development</w:t>
-      </w:r>
-    </w:p>
-    <w:p>
-      <w:pPr>
-        <w:spacing w:after="180" w:before="0"/>
-      </w:pPr>
-      <w:r>
-        <w:t xml:space="preserve">Milestone 3 focuses on the core logic of app.py, the backbone of the OptiCrop application. Routes are defined for the home page, crop prediction, and suitability assessment; input is validated and passed to the trained model; and the JSON response is structured for the frontend.</w:t>
+        <w:t>Milestone 3: app.py Development</w:t>
+      </w:r>
+    </w:p>
+    <w:p>
+      <w:pPr>
+        <w:spacing w:after="180"/>
+      </w:pPr>
+      <w:r>
+        <w:t xml:space="preserve">Milestone 3 focuses on the core logic of app.py, the backbone of the </w:t>
+      </w:r>
+      <w:proofErr w:type="spellStart"/>
+      <w:r>
+        <w:t>OptiCrop</w:t>
+      </w:r>
+      <w:proofErr w:type="spellEnd"/>
+      <w:r>
+        <w:t xml:space="preserve"> application. Routes are defined for the home page, crop prediction, and suitability assessment; input is validated and passed to the trained model; and the JSON response is structured for the frontend.</w:t>
       </w:r>
     </w:p>
     <w:p>
@@ -708,7 +771,7 @@
           <w:b/>
           <w:bCs/>
         </w:rPr>
-        <w:t xml:space="preserve">Define the Core Routes in app.py:</w:t>
+        <w:t>Define the Core Routes in app.py:</w:t>
       </w:r>
     </w:p>
     <w:p>
@@ -721,7 +784,7 @@
         <w:spacing w:after="80"/>
       </w:pPr>
       <w:r>
-        <w:t xml:space="preserve">/ — Home page route that renders the main index.html interface.</w:t>
+        <w:t>/ — Home page route that renders the main index.html interface.</w:t>
       </w:r>
     </w:p>
     <w:p>
@@ -734,7 +797,15 @@
         <w:spacing w:after="80"/>
       </w:pPr>
       <w:r>
-        <w:t xml:space="preserve">/predict — POST endpoint that accepts soil and climate readings as JSON, runs the trained model, and returns the recommended crop with a confidence score.</w:t>
+        <w:t>/</w:t>
+      </w:r>
+      <w:proofErr w:type="gramStart"/>
+      <w:r>
+        <w:t>predict</w:t>
+      </w:r>
+      <w:proofErr w:type="gramEnd"/>
+      <w:r>
+        <w:t xml:space="preserve"> — POST endpoint that accepts soil and climate readings as JSON, runs the trained model, and returns the recommended crop with a confidence score.</w:t>
       </w:r>
     </w:p>
     <w:p>
@@ -747,40 +818,59 @@
         <w:spacing w:after="80"/>
       </w:pPr>
       <w:r>
-        <w:t xml:space="preserve">/suitability — POST endpoint that accepts a selected crop plus field readings and returns a suitability assessment.</w:t>
+        <w:t>/</w:t>
+      </w:r>
+      <w:proofErr w:type="gramStart"/>
+      <w:r>
+        <w:t>suitability</w:t>
+      </w:r>
+      <w:proofErr w:type="gramEnd"/>
+      <w:r>
+        <w:t xml:space="preserve"> — POST endpoint that accepts a selected crop plus field readings and returns a suitability assessment.</w:t>
       </w:r>
     </w:p>
     <w:tbl>
       <w:tblPr>
-        <w:tblW w:type="dxa" w:w="9746"/>
+        <w:tblW w:w="9746" w:type="dxa"/>
         <w:tblBorders>
-          <w:top w:val="single" w:color="auto" w:sz="4"/>
-          <w:left w:val="single" w:color="auto" w:sz="4"/>
-          <w:bottom w:val="single" w:color="auto" w:sz="4"/>
-          <w:right w:val="single" w:color="auto" w:sz="4"/>
-          <w:insideH w:val="single" w:color="auto" w:sz="4"/>
-          <w:insideV w:val="single" w:color="auto" w:sz="4"/>
+          <w:top w:val="single" w:sz="4" w:space="0" w:color="auto"/>
+          <w:left w:val="single" w:sz="4" w:space="0" w:color="auto"/>
+          <w:bottom w:val="single" w:sz="4" w:space="0" w:color="auto"/>
+          <w:right w:val="single" w:sz="4" w:space="0" w:color="auto"/>
+          <w:insideH w:val="single" w:sz="4" w:space="0" w:color="auto"/>
+          <w:insideV w:val="single" w:sz="4" w:space="0" w:color="auto"/>
         </w:tblBorders>
+        <w:tblCellMar>
+          <w:left w:w="10" w:type="dxa"/>
+          <w:right w:w="10" w:type="dxa"/>
+        </w:tblCellMar>
+        <w:tblLook w:val="0000" w:firstRow="0" w:lastRow="0" w:firstColumn="0" w:lastColumn="0" w:noHBand="0" w:noVBand="0"/>
       </w:tblPr>
       <w:tblGrid>
         <w:gridCol w:w="9746"/>
       </w:tblGrid>
       <w:tr>
+        <w:tblPrEx>
+          <w:tblCellMar>
+            <w:top w:w="0" w:type="dxa"/>
+            <w:bottom w:w="0" w:type="dxa"/>
+          </w:tblCellMar>
+        </w:tblPrEx>
         <w:tc>
           <w:tcPr>
-            <w:tcW w:type="dxa" w:w="9746"/>
+            <w:tcW w:w="9746" w:type="dxa"/>
             <w:tcBorders>
-              <w:top w:val="single" w:color="000000" w:sz="4"/>
-              <w:left w:val="single" w:color="000000" w:sz="4"/>
-              <w:bottom w:val="single" w:color="000000" w:sz="4"/>
-              <w:right w:val="single" w:color="000000" w:sz="4"/>
+              <w:top w:val="single" w:sz="4" w:space="0" w:color="000000"/>
+              <w:left w:val="single" w:sz="4" w:space="0" w:color="000000"/>
+              <w:bottom w:val="single" w:sz="4" w:space="0" w:color="000000"/>
+              <w:right w:val="single" w:sz="4" w:space="0" w:color="000000"/>
             </w:tcBorders>
-            <w:shd w:fill="1E1E1E" w:val="clear"/>
+            <w:shd w:val="clear" w:color="auto" w:fill="1E1E1E"/>
             <w:tcMar>
-              <w:top w:type="dxa" w:w="150"/>
-              <w:left w:type="dxa" w:w="150"/>
-              <w:bottom w:type="dxa" w:w="150"/>
-              <w:right w:type="dxa" w:w="150"/>
+              <w:top w:w="150" w:type="dxa"/>
+              <w:left w:w="150" w:type="dxa"/>
+              <w:bottom w:w="150" w:type="dxa"/>
+              <w:right w:w="150" w:type="dxa"/>
             </w:tcMar>
           </w:tcPr>
           <w:p>
@@ -789,12 +879,32 @@
             </w:pPr>
             <w:r>
               <w:rPr>
-                <w:rFonts w:ascii="Consolas" w:cs="Consolas" w:eastAsia="Consolas" w:hAnsi="Consolas"/>
-                <w:color w:val="D4D4D4"/>
-                <w:sz w:val="16"/>
-                <w:szCs w:val="16"/>
-              </w:rPr>
-              <w:t xml:space="preserve">@app.route("/")</w:t>
+                <w:rFonts w:ascii="Consolas" w:eastAsia="Consolas" w:hAnsi="Consolas" w:cs="Consolas"/>
+                <w:color w:val="D4D4D4"/>
+                <w:sz w:val="16"/>
+                <w:szCs w:val="16"/>
+              </w:rPr>
+              <w:t>@</w:t>
+            </w:r>
+            <w:proofErr w:type="gramStart"/>
+            <w:r>
+              <w:rPr>
+                <w:rFonts w:ascii="Consolas" w:eastAsia="Consolas" w:hAnsi="Consolas" w:cs="Consolas"/>
+                <w:color w:val="D4D4D4"/>
+                <w:sz w:val="16"/>
+                <w:szCs w:val="16"/>
+              </w:rPr>
+              <w:t>app.route</w:t>
+            </w:r>
+            <w:proofErr w:type="gramEnd"/>
+            <w:r>
+              <w:rPr>
+                <w:rFonts w:ascii="Consolas" w:eastAsia="Consolas" w:hAnsi="Consolas" w:cs="Consolas"/>
+                <w:color w:val="D4D4D4"/>
+                <w:sz w:val="16"/>
+                <w:szCs w:val="16"/>
+              </w:rPr>
+              <w:t>("/")</w:t>
             </w:r>
           </w:p>
           <w:p>
@@ -803,12 +913,32 @@
             </w:pPr>
             <w:r>
               <w:rPr>
-                <w:rFonts w:ascii="Consolas" w:cs="Consolas" w:eastAsia="Consolas" w:hAnsi="Consolas"/>
-                <w:color w:val="D4D4D4"/>
-                <w:sz w:val="16"/>
-                <w:szCs w:val="16"/>
-              </w:rPr>
-              <w:t xml:space="preserve">def index():</w:t>
+                <w:rFonts w:ascii="Consolas" w:eastAsia="Consolas" w:hAnsi="Consolas" w:cs="Consolas"/>
+                <w:color w:val="D4D4D4"/>
+                <w:sz w:val="16"/>
+                <w:szCs w:val="16"/>
+              </w:rPr>
+              <w:t xml:space="preserve">def </w:t>
+            </w:r>
+            <w:proofErr w:type="gramStart"/>
+            <w:r>
+              <w:rPr>
+                <w:rFonts w:ascii="Consolas" w:eastAsia="Consolas" w:hAnsi="Consolas" w:cs="Consolas"/>
+                <w:color w:val="D4D4D4"/>
+                <w:sz w:val="16"/>
+                <w:szCs w:val="16"/>
+              </w:rPr>
+              <w:t>index(</w:t>
+            </w:r>
+            <w:proofErr w:type="gramEnd"/>
+            <w:r>
+              <w:rPr>
+                <w:rFonts w:ascii="Consolas" w:eastAsia="Consolas" w:hAnsi="Consolas" w:cs="Consolas"/>
+                <w:color w:val="D4D4D4"/>
+                <w:sz w:val="16"/>
+                <w:szCs w:val="16"/>
+              </w:rPr>
+              <w:t>):</w:t>
             </w:r>
           </w:p>
           <w:p>
@@ -817,12 +947,32 @@
             </w:pPr>
             <w:r>
               <w:rPr>
-                <w:rFonts w:ascii="Consolas" w:cs="Consolas" w:eastAsia="Consolas" w:hAnsi="Consolas"/>
-                <w:color w:val="D4D4D4"/>
-                <w:sz w:val="16"/>
-                <w:szCs w:val="16"/>
-              </w:rPr>
-              <w:t xml:space="preserve">    return render_template("index.html")</w:t>
+                <w:rFonts w:ascii="Consolas" w:eastAsia="Consolas" w:hAnsi="Consolas" w:cs="Consolas"/>
+                <w:color w:val="D4D4D4"/>
+                <w:sz w:val="16"/>
+                <w:szCs w:val="16"/>
+              </w:rPr>
+              <w:t xml:space="preserve">    return </w:t>
+            </w:r>
+            <w:proofErr w:type="spellStart"/>
+            <w:r>
+              <w:rPr>
+                <w:rFonts w:ascii="Consolas" w:eastAsia="Consolas" w:hAnsi="Consolas" w:cs="Consolas"/>
+                <w:color w:val="D4D4D4"/>
+                <w:sz w:val="16"/>
+                <w:szCs w:val="16"/>
+              </w:rPr>
+              <w:t>render_template</w:t>
+            </w:r>
+            <w:proofErr w:type="spellEnd"/>
+            <w:r>
+              <w:rPr>
+                <w:rFonts w:ascii="Consolas" w:eastAsia="Consolas" w:hAnsi="Consolas" w:cs="Consolas"/>
+                <w:color w:val="D4D4D4"/>
+                <w:sz w:val="16"/>
+                <w:szCs w:val="16"/>
+              </w:rPr>
+              <w:t>("index.html")</w:t>
             </w:r>
           </w:p>
           <w:p>
@@ -831,7 +981,7 @@
             </w:pPr>
             <w:r>
               <w:rPr>
-                <w:rFonts w:ascii="Consolas" w:cs="Consolas" w:eastAsia="Consolas" w:hAnsi="Consolas"/>
+                <w:rFonts w:ascii="Consolas" w:eastAsia="Consolas" w:hAnsi="Consolas" w:cs="Consolas"/>
                 <w:color w:val="D4D4D4"/>
                 <w:sz w:val="16"/>
                 <w:szCs w:val="16"/>
@@ -845,12 +995,32 @@
             </w:pPr>
             <w:r>
               <w:rPr>
-                <w:rFonts w:ascii="Consolas" w:cs="Consolas" w:eastAsia="Consolas" w:hAnsi="Consolas"/>
-                <w:color w:val="D4D4D4"/>
-                <w:sz w:val="16"/>
-                <w:szCs w:val="16"/>
-              </w:rPr>
-              <w:t xml:space="preserve">@app.route("/predict", methods=["POST"])</w:t>
+                <w:rFonts w:ascii="Consolas" w:eastAsia="Consolas" w:hAnsi="Consolas" w:cs="Consolas"/>
+                <w:color w:val="D4D4D4"/>
+                <w:sz w:val="16"/>
+                <w:szCs w:val="16"/>
+              </w:rPr>
+              <w:t>@</w:t>
+            </w:r>
+            <w:proofErr w:type="gramStart"/>
+            <w:r>
+              <w:rPr>
+                <w:rFonts w:ascii="Consolas" w:eastAsia="Consolas" w:hAnsi="Consolas" w:cs="Consolas"/>
+                <w:color w:val="D4D4D4"/>
+                <w:sz w:val="16"/>
+                <w:szCs w:val="16"/>
+              </w:rPr>
+              <w:t>app.route</w:t>
+            </w:r>
+            <w:proofErr w:type="gramEnd"/>
+            <w:r>
+              <w:rPr>
+                <w:rFonts w:ascii="Consolas" w:eastAsia="Consolas" w:hAnsi="Consolas" w:cs="Consolas"/>
+                <w:color w:val="D4D4D4"/>
+                <w:sz w:val="16"/>
+                <w:szCs w:val="16"/>
+              </w:rPr>
+              <w:t>("/predict", methods=["POST"])</w:t>
             </w:r>
           </w:p>
           <w:p>
@@ -859,12 +1029,32 @@
             </w:pPr>
             <w:r>
               <w:rPr>
-                <w:rFonts w:ascii="Consolas" w:cs="Consolas" w:eastAsia="Consolas" w:hAnsi="Consolas"/>
-                <w:color w:val="D4D4D4"/>
-                <w:sz w:val="16"/>
-                <w:szCs w:val="16"/>
-              </w:rPr>
-              <w:t xml:space="preserve">def predict():</w:t>
+                <w:rFonts w:ascii="Consolas" w:eastAsia="Consolas" w:hAnsi="Consolas" w:cs="Consolas"/>
+                <w:color w:val="D4D4D4"/>
+                <w:sz w:val="16"/>
+                <w:szCs w:val="16"/>
+              </w:rPr>
+              <w:t xml:space="preserve">def </w:t>
+            </w:r>
+            <w:proofErr w:type="gramStart"/>
+            <w:r>
+              <w:rPr>
+                <w:rFonts w:ascii="Consolas" w:eastAsia="Consolas" w:hAnsi="Consolas" w:cs="Consolas"/>
+                <w:color w:val="D4D4D4"/>
+                <w:sz w:val="16"/>
+                <w:szCs w:val="16"/>
+              </w:rPr>
+              <w:t>predict(</w:t>
+            </w:r>
+            <w:proofErr w:type="gramEnd"/>
+            <w:r>
+              <w:rPr>
+                <w:rFonts w:ascii="Consolas" w:eastAsia="Consolas" w:hAnsi="Consolas" w:cs="Consolas"/>
+                <w:color w:val="D4D4D4"/>
+                <w:sz w:val="16"/>
+                <w:szCs w:val="16"/>
+              </w:rPr>
+              <w:t>):</w:t>
             </w:r>
           </w:p>
           <w:p>
@@ -873,12 +1063,52 @@
             </w:pPr>
             <w:r>
               <w:rPr>
-                <w:rFonts w:ascii="Consolas" w:cs="Consolas" w:eastAsia="Consolas" w:hAnsi="Consolas"/>
-                <w:color w:val="D4D4D4"/>
-                <w:sz w:val="16"/>
-                <w:szCs w:val="16"/>
-              </w:rPr>
-              <w:t xml:space="preserve">    data = request.get_json()</w:t>
+                <w:rFonts w:ascii="Consolas" w:eastAsia="Consolas" w:hAnsi="Consolas" w:cs="Consolas"/>
+                <w:color w:val="D4D4D4"/>
+                <w:sz w:val="16"/>
+                <w:szCs w:val="16"/>
+              </w:rPr>
+              <w:t xml:space="preserve">    data = </w:t>
+            </w:r>
+            <w:proofErr w:type="spellStart"/>
+            <w:r>
+              <w:rPr>
+                <w:rFonts w:ascii="Consolas" w:eastAsia="Consolas" w:hAnsi="Consolas" w:cs="Consolas"/>
+                <w:color w:val="D4D4D4"/>
+                <w:sz w:val="16"/>
+                <w:szCs w:val="16"/>
+              </w:rPr>
+              <w:t>request.get_</w:t>
+            </w:r>
+            <w:proofErr w:type="gramStart"/>
+            <w:r>
+              <w:rPr>
+                <w:rFonts w:ascii="Consolas" w:eastAsia="Consolas" w:hAnsi="Consolas" w:cs="Consolas"/>
+                <w:color w:val="D4D4D4"/>
+                <w:sz w:val="16"/>
+                <w:szCs w:val="16"/>
+              </w:rPr>
+              <w:t>json</w:t>
+            </w:r>
+            <w:proofErr w:type="spellEnd"/>
+            <w:r>
+              <w:rPr>
+                <w:rFonts w:ascii="Consolas" w:eastAsia="Consolas" w:hAnsi="Consolas" w:cs="Consolas"/>
+                <w:color w:val="D4D4D4"/>
+                <w:sz w:val="16"/>
+                <w:szCs w:val="16"/>
+              </w:rPr>
+              <w:t>(</w:t>
+            </w:r>
+            <w:proofErr w:type="gramEnd"/>
+            <w:r>
+              <w:rPr>
+                <w:rFonts w:ascii="Consolas" w:eastAsia="Consolas" w:hAnsi="Consolas" w:cs="Consolas"/>
+                <w:color w:val="D4D4D4"/>
+                <w:sz w:val="16"/>
+                <w:szCs w:val="16"/>
+              </w:rPr>
+              <w:t>)</w:t>
             </w:r>
           </w:p>
           <w:p>
@@ -887,12 +1117,72 @@
             </w:pPr>
             <w:r>
               <w:rPr>
-                <w:rFonts w:ascii="Consolas" w:cs="Consolas" w:eastAsia="Consolas" w:hAnsi="Consolas"/>
-                <w:color w:val="D4D4D4"/>
-                <w:sz w:val="16"/>
-                <w:szCs w:val="16"/>
-              </w:rPr>
-              <w:t xml:space="preserve">    features = [data.get(k) for k in ["N", "P", "K", "temperature", "humidity", "ph", "rainfall"]]</w:t>
+                <w:rFonts w:ascii="Consolas" w:eastAsia="Consolas" w:hAnsi="Consolas" w:cs="Consolas"/>
+                <w:color w:val="D4D4D4"/>
+                <w:sz w:val="16"/>
+                <w:szCs w:val="16"/>
+              </w:rPr>
+              <w:t xml:space="preserve">    features = [</w:t>
+            </w:r>
+            <w:proofErr w:type="spellStart"/>
+            <w:r>
+              <w:rPr>
+                <w:rFonts w:ascii="Consolas" w:eastAsia="Consolas" w:hAnsi="Consolas" w:cs="Consolas"/>
+                <w:color w:val="D4D4D4"/>
+                <w:sz w:val="16"/>
+                <w:szCs w:val="16"/>
+              </w:rPr>
+              <w:t>data.get</w:t>
+            </w:r>
+            <w:proofErr w:type="spellEnd"/>
+            <w:r>
+              <w:rPr>
+                <w:rFonts w:ascii="Consolas" w:eastAsia="Consolas" w:hAnsi="Consolas" w:cs="Consolas"/>
+                <w:color w:val="D4D4D4"/>
+                <w:sz w:val="16"/>
+                <w:szCs w:val="16"/>
+              </w:rPr>
+              <w:t xml:space="preserve">(k) </w:t>
+            </w:r>
+            <w:proofErr w:type="spellStart"/>
+            <w:r>
+              <w:rPr>
+                <w:rFonts w:ascii="Consolas" w:eastAsia="Consolas" w:hAnsi="Consolas" w:cs="Consolas"/>
+                <w:color w:val="D4D4D4"/>
+                <w:sz w:val="16"/>
+                <w:szCs w:val="16"/>
+              </w:rPr>
+              <w:t>for k</w:t>
+            </w:r>
+            <w:proofErr w:type="spellEnd"/>
+            <w:r>
+              <w:rPr>
+                <w:rFonts w:ascii="Consolas" w:eastAsia="Consolas" w:hAnsi="Consolas" w:cs="Consolas"/>
+                <w:color w:val="D4D4D4"/>
+                <w:sz w:val="16"/>
+                <w:szCs w:val="16"/>
+              </w:rPr>
+              <w:t xml:space="preserve"> in ["N", "P", "K", "temperature", "humidity", "</w:t>
+            </w:r>
+            <w:proofErr w:type="spellStart"/>
+            <w:r>
+              <w:rPr>
+                <w:rFonts w:ascii="Consolas" w:eastAsia="Consolas" w:hAnsi="Consolas" w:cs="Consolas"/>
+                <w:color w:val="D4D4D4"/>
+                <w:sz w:val="16"/>
+                <w:szCs w:val="16"/>
+              </w:rPr>
+              <w:t>ph</w:t>
+            </w:r>
+            <w:proofErr w:type="spellEnd"/>
+            <w:r>
+              <w:rPr>
+                <w:rFonts w:ascii="Consolas" w:eastAsia="Consolas" w:hAnsi="Consolas" w:cs="Consolas"/>
+                <w:color w:val="D4D4D4"/>
+                <w:sz w:val="16"/>
+                <w:szCs w:val="16"/>
+              </w:rPr>
+              <w:t>", "rainfall"]]</w:t>
             </w:r>
           </w:p>
           <w:p>
@@ -901,12 +1191,32 @@
             </w:pPr>
             <w:r>
               <w:rPr>
-                <w:rFonts w:ascii="Consolas" w:cs="Consolas" w:eastAsia="Consolas" w:hAnsi="Consolas"/>
-                <w:color w:val="D4D4D4"/>
-                <w:sz w:val="16"/>
-                <w:szCs w:val="16"/>
-              </w:rPr>
-              <w:t xml:space="preserve">    if any(f is None for f in features):</w:t>
+                <w:rFonts w:ascii="Consolas" w:eastAsia="Consolas" w:hAnsi="Consolas" w:cs="Consolas"/>
+                <w:color w:val="D4D4D4"/>
+                <w:sz w:val="16"/>
+                <w:szCs w:val="16"/>
+              </w:rPr>
+              <w:t xml:space="preserve">    if </w:t>
+            </w:r>
+            <w:proofErr w:type="gramStart"/>
+            <w:r>
+              <w:rPr>
+                <w:rFonts w:ascii="Consolas" w:eastAsia="Consolas" w:hAnsi="Consolas" w:cs="Consolas"/>
+                <w:color w:val="D4D4D4"/>
+                <w:sz w:val="16"/>
+                <w:szCs w:val="16"/>
+              </w:rPr>
+              <w:t>any(</w:t>
+            </w:r>
+            <w:proofErr w:type="gramEnd"/>
+            <w:r>
+              <w:rPr>
+                <w:rFonts w:ascii="Consolas" w:eastAsia="Consolas" w:hAnsi="Consolas" w:cs="Consolas"/>
+                <w:color w:val="D4D4D4"/>
+                <w:sz w:val="16"/>
+                <w:szCs w:val="16"/>
+              </w:rPr>
+              <w:t>f is None for f in features):</w:t>
             </w:r>
           </w:p>
           <w:p>
@@ -915,12 +1225,43 @@
             </w:pPr>
             <w:r>
               <w:rPr>
-                <w:rFonts w:ascii="Consolas" w:cs="Consolas" w:eastAsia="Consolas" w:hAnsi="Consolas"/>
-                <w:color w:val="D4D4D4"/>
-                <w:sz w:val="16"/>
-                <w:szCs w:val="16"/>
-              </w:rPr>
-              <w:t xml:space="preserve">        return jsonify({"error": "All soil and climate fields are required."}), 400</w:t>
+                <w:rFonts w:ascii="Consolas" w:eastAsia="Consolas" w:hAnsi="Consolas" w:cs="Consolas"/>
+                <w:color w:val="D4D4D4"/>
+                <w:sz w:val="16"/>
+                <w:szCs w:val="16"/>
+              </w:rPr>
+              <w:t xml:space="preserve">        return </w:t>
+            </w:r>
+            <w:proofErr w:type="spellStart"/>
+            <w:proofErr w:type="gramStart"/>
+            <w:r>
+              <w:rPr>
+                <w:rFonts w:ascii="Consolas" w:eastAsia="Consolas" w:hAnsi="Consolas" w:cs="Consolas"/>
+                <w:color w:val="D4D4D4"/>
+                <w:sz w:val="16"/>
+                <w:szCs w:val="16"/>
+              </w:rPr>
+              <w:t>jsonify</w:t>
+            </w:r>
+            <w:proofErr w:type="spellEnd"/>
+            <w:r>
+              <w:rPr>
+                <w:rFonts w:ascii="Consolas" w:eastAsia="Consolas" w:hAnsi="Consolas" w:cs="Consolas"/>
+                <w:color w:val="D4D4D4"/>
+                <w:sz w:val="16"/>
+                <w:szCs w:val="16"/>
+              </w:rPr>
+              <w:t>(</w:t>
+            </w:r>
+            <w:proofErr w:type="gramEnd"/>
+            <w:r>
+              <w:rPr>
+                <w:rFonts w:ascii="Consolas" w:eastAsia="Consolas" w:hAnsi="Consolas" w:cs="Consolas"/>
+                <w:color w:val="D4D4D4"/>
+                <w:sz w:val="16"/>
+                <w:szCs w:val="16"/>
+              </w:rPr>
+              <w:t>{"error": "All soil and climate fields are required."}), 400</w:t>
             </w:r>
           </w:p>
           <w:p>
@@ -929,7 +1270,7 @@
             </w:pPr>
             <w:r>
               <w:rPr>
-                <w:rFonts w:ascii="Consolas" w:cs="Consolas" w:eastAsia="Consolas" w:hAnsi="Consolas"/>
+                <w:rFonts w:ascii="Consolas" w:eastAsia="Consolas" w:hAnsi="Consolas" w:cs="Consolas"/>
                 <w:color w:val="D4D4D4"/>
                 <w:sz w:val="16"/>
                 <w:szCs w:val="16"/>
@@ -943,12 +1284,54 @@
             </w:pPr>
             <w:r>
               <w:rPr>
-                <w:rFonts w:ascii="Consolas" w:cs="Consolas" w:eastAsia="Consolas" w:hAnsi="Consolas"/>
-                <w:color w:val="D4D4D4"/>
-                <w:sz w:val="16"/>
-                <w:szCs w:val="16"/>
-              </w:rPr>
-              <w:t xml:space="preserve">        prediction = model.predict([features])[0]</w:t>
+                <w:rFonts w:ascii="Consolas" w:eastAsia="Consolas" w:hAnsi="Consolas" w:cs="Consolas"/>
+                <w:color w:val="D4D4D4"/>
+                <w:sz w:val="16"/>
+                <w:szCs w:val="16"/>
+              </w:rPr>
+              <w:t xml:space="preserve">        prediction = </w:t>
+            </w:r>
+            <w:proofErr w:type="spellStart"/>
+            <w:proofErr w:type="gramStart"/>
+            <w:r>
+              <w:rPr>
+                <w:rFonts w:ascii="Consolas" w:eastAsia="Consolas" w:hAnsi="Consolas" w:cs="Consolas"/>
+                <w:color w:val="D4D4D4"/>
+                <w:sz w:val="16"/>
+                <w:szCs w:val="16"/>
+              </w:rPr>
+              <w:t>model.predict</w:t>
+            </w:r>
+            <w:proofErr w:type="spellEnd"/>
+            <w:proofErr w:type="gramEnd"/>
+            <w:r>
+              <w:rPr>
+                <w:rFonts w:ascii="Consolas" w:eastAsia="Consolas" w:hAnsi="Consolas" w:cs="Consolas"/>
+                <w:color w:val="D4D4D4"/>
+                <w:sz w:val="16"/>
+                <w:szCs w:val="16"/>
+              </w:rPr>
+              <w:t>([features</w:t>
+            </w:r>
+            <w:proofErr w:type="gramStart"/>
+            <w:r>
+              <w:rPr>
+                <w:rFonts w:ascii="Consolas" w:eastAsia="Consolas" w:hAnsi="Consolas" w:cs="Consolas"/>
+                <w:color w:val="D4D4D4"/>
+                <w:sz w:val="16"/>
+                <w:szCs w:val="16"/>
+              </w:rPr>
+              <w:t>])[</w:t>
+            </w:r>
+            <w:proofErr w:type="gramEnd"/>
+            <w:r>
+              <w:rPr>
+                <w:rFonts w:ascii="Consolas" w:eastAsia="Consolas" w:hAnsi="Consolas" w:cs="Consolas"/>
+                <w:color w:val="D4D4D4"/>
+                <w:sz w:val="16"/>
+                <w:szCs w:val="16"/>
+              </w:rPr>
+              <w:t>0]</w:t>
             </w:r>
           </w:p>
           <w:p>
@@ -957,12 +1340,63 @@
             </w:pPr>
             <w:r>
               <w:rPr>
-                <w:rFonts w:ascii="Consolas" w:cs="Consolas" w:eastAsia="Consolas" w:hAnsi="Consolas"/>
-                <w:color w:val="D4D4D4"/>
-                <w:sz w:val="16"/>
-                <w:szCs w:val="16"/>
-              </w:rPr>
-              <w:t xml:space="preserve">        confidence = float(max(model.predict_proba([features])[0]))</w:t>
+                <w:rFonts w:ascii="Consolas" w:eastAsia="Consolas" w:hAnsi="Consolas" w:cs="Consolas"/>
+                <w:color w:val="D4D4D4"/>
+                <w:sz w:val="16"/>
+                <w:szCs w:val="16"/>
+              </w:rPr>
+              <w:t xml:space="preserve">        confidence = float(max(</w:t>
+            </w:r>
+            <w:proofErr w:type="spellStart"/>
+            <w:proofErr w:type="gramStart"/>
+            <w:r>
+              <w:rPr>
+                <w:rFonts w:ascii="Consolas" w:eastAsia="Consolas" w:hAnsi="Consolas" w:cs="Consolas"/>
+                <w:color w:val="D4D4D4"/>
+                <w:sz w:val="16"/>
+                <w:szCs w:val="16"/>
+              </w:rPr>
+              <w:t>model.predict</w:t>
+            </w:r>
+            <w:proofErr w:type="gramEnd"/>
+            <w:r>
+              <w:rPr>
+                <w:rFonts w:ascii="Consolas" w:eastAsia="Consolas" w:hAnsi="Consolas" w:cs="Consolas"/>
+                <w:color w:val="D4D4D4"/>
+                <w:sz w:val="16"/>
+                <w:szCs w:val="16"/>
+              </w:rPr>
+              <w:t>_proba</w:t>
+            </w:r>
+            <w:proofErr w:type="spellEnd"/>
+            <w:r>
+              <w:rPr>
+                <w:rFonts w:ascii="Consolas" w:eastAsia="Consolas" w:hAnsi="Consolas" w:cs="Consolas"/>
+                <w:color w:val="D4D4D4"/>
+                <w:sz w:val="16"/>
+                <w:szCs w:val="16"/>
+              </w:rPr>
+              <w:t>([features</w:t>
+            </w:r>
+            <w:proofErr w:type="gramStart"/>
+            <w:r>
+              <w:rPr>
+                <w:rFonts w:ascii="Consolas" w:eastAsia="Consolas" w:hAnsi="Consolas" w:cs="Consolas"/>
+                <w:color w:val="D4D4D4"/>
+                <w:sz w:val="16"/>
+                <w:szCs w:val="16"/>
+              </w:rPr>
+              <w:t>])[</w:t>
+            </w:r>
+            <w:proofErr w:type="gramEnd"/>
+            <w:r>
+              <w:rPr>
+                <w:rFonts w:ascii="Consolas" w:eastAsia="Consolas" w:hAnsi="Consolas" w:cs="Consolas"/>
+                <w:color w:val="D4D4D4"/>
+                <w:sz w:val="16"/>
+                <w:szCs w:val="16"/>
+              </w:rPr>
+              <w:t>0]))</w:t>
             </w:r>
           </w:p>
           <w:p>
@@ -971,12 +1405,63 @@
             </w:pPr>
             <w:r>
               <w:rPr>
-                <w:rFonts w:ascii="Consolas" w:cs="Consolas" w:eastAsia="Consolas" w:hAnsi="Consolas"/>
-                <w:color w:val="D4D4D4"/>
-                <w:sz w:val="16"/>
-                <w:szCs w:val="16"/>
-              </w:rPr>
-              <w:t xml:space="preserve">        return jsonify({"success": True, "recommended_crop": prediction, "confidence": confidence})</w:t>
+                <w:rFonts w:ascii="Consolas" w:eastAsia="Consolas" w:hAnsi="Consolas" w:cs="Consolas"/>
+                <w:color w:val="D4D4D4"/>
+                <w:sz w:val="16"/>
+                <w:szCs w:val="16"/>
+              </w:rPr>
+              <w:t xml:space="preserve">        return </w:t>
+            </w:r>
+            <w:proofErr w:type="spellStart"/>
+            <w:proofErr w:type="gramStart"/>
+            <w:r>
+              <w:rPr>
+                <w:rFonts w:ascii="Consolas" w:eastAsia="Consolas" w:hAnsi="Consolas" w:cs="Consolas"/>
+                <w:color w:val="D4D4D4"/>
+                <w:sz w:val="16"/>
+                <w:szCs w:val="16"/>
+              </w:rPr>
+              <w:t>jsonify</w:t>
+            </w:r>
+            <w:proofErr w:type="spellEnd"/>
+            <w:r>
+              <w:rPr>
+                <w:rFonts w:ascii="Consolas" w:eastAsia="Consolas" w:hAnsi="Consolas" w:cs="Consolas"/>
+                <w:color w:val="D4D4D4"/>
+                <w:sz w:val="16"/>
+                <w:szCs w:val="16"/>
+              </w:rPr>
+              <w:t>(</w:t>
+            </w:r>
+            <w:proofErr w:type="gramEnd"/>
+            <w:r>
+              <w:rPr>
+                <w:rFonts w:ascii="Consolas" w:eastAsia="Consolas" w:hAnsi="Consolas" w:cs="Consolas"/>
+                <w:color w:val="D4D4D4"/>
+                <w:sz w:val="16"/>
+                <w:szCs w:val="16"/>
+              </w:rPr>
+              <w:t>{"success": True, "</w:t>
+            </w:r>
+            <w:proofErr w:type="spellStart"/>
+            <w:r>
+              <w:rPr>
+                <w:rFonts w:ascii="Consolas" w:eastAsia="Consolas" w:hAnsi="Consolas" w:cs="Consolas"/>
+                <w:color w:val="D4D4D4"/>
+                <w:sz w:val="16"/>
+                <w:szCs w:val="16"/>
+              </w:rPr>
+              <w:t>recommended_crop</w:t>
+            </w:r>
+            <w:proofErr w:type="spellEnd"/>
+            <w:r>
+              <w:rPr>
+                <w:rFonts w:ascii="Consolas" w:eastAsia="Consolas" w:hAnsi="Consolas" w:cs="Consolas"/>
+                <w:color w:val="D4D4D4"/>
+                <w:sz w:val="16"/>
+                <w:szCs w:val="16"/>
+              </w:rPr>
+              <w:t>": prediction, "confidence": confidence})</w:t>
             </w:r>
           </w:p>
           <w:p>
@@ -985,7 +1470,7 @@
             </w:pPr>
             <w:r>
               <w:rPr>
-                <w:rFonts w:ascii="Consolas" w:cs="Consolas" w:eastAsia="Consolas" w:hAnsi="Consolas"/>
+                <w:rFonts w:ascii="Consolas" w:eastAsia="Consolas" w:hAnsi="Consolas" w:cs="Consolas"/>
                 <w:color w:val="D4D4D4"/>
                 <w:sz w:val="16"/>
                 <w:szCs w:val="16"/>
@@ -999,12 +1484,63 @@
             </w:pPr>
             <w:r>
               <w:rPr>
-                <w:rFonts w:ascii="Consolas" w:cs="Consolas" w:eastAsia="Consolas" w:hAnsi="Consolas"/>
-                <w:color w:val="D4D4D4"/>
-                <w:sz w:val="16"/>
-                <w:szCs w:val="16"/>
-              </w:rPr>
-              <w:t xml:space="preserve">        return jsonify({"error": f"Prediction failed: {str(e)}"}), 500</w:t>
+                <w:rFonts w:ascii="Consolas" w:eastAsia="Consolas" w:hAnsi="Consolas" w:cs="Consolas"/>
+                <w:color w:val="D4D4D4"/>
+                <w:sz w:val="16"/>
+                <w:szCs w:val="16"/>
+              </w:rPr>
+              <w:t xml:space="preserve">        return </w:t>
+            </w:r>
+            <w:proofErr w:type="spellStart"/>
+            <w:proofErr w:type="gramStart"/>
+            <w:r>
+              <w:rPr>
+                <w:rFonts w:ascii="Consolas" w:eastAsia="Consolas" w:hAnsi="Consolas" w:cs="Consolas"/>
+                <w:color w:val="D4D4D4"/>
+                <w:sz w:val="16"/>
+                <w:szCs w:val="16"/>
+              </w:rPr>
+              <w:t>jsonify</w:t>
+            </w:r>
+            <w:proofErr w:type="spellEnd"/>
+            <w:r>
+              <w:rPr>
+                <w:rFonts w:ascii="Consolas" w:eastAsia="Consolas" w:hAnsi="Consolas" w:cs="Consolas"/>
+                <w:color w:val="D4D4D4"/>
+                <w:sz w:val="16"/>
+                <w:szCs w:val="16"/>
+              </w:rPr>
+              <w:t>(</w:t>
+            </w:r>
+            <w:proofErr w:type="gramEnd"/>
+            <w:r>
+              <w:rPr>
+                <w:rFonts w:ascii="Consolas" w:eastAsia="Consolas" w:hAnsi="Consolas" w:cs="Consolas"/>
+                <w:color w:val="D4D4D4"/>
+                <w:sz w:val="16"/>
+                <w:szCs w:val="16"/>
+              </w:rPr>
+              <w:t xml:space="preserve">{"error": </w:t>
+            </w:r>
+            <w:proofErr w:type="spellStart"/>
+            <w:r>
+              <w:rPr>
+                <w:rFonts w:ascii="Consolas" w:eastAsia="Consolas" w:hAnsi="Consolas" w:cs="Consolas"/>
+                <w:color w:val="D4D4D4"/>
+                <w:sz w:val="16"/>
+                <w:szCs w:val="16"/>
+              </w:rPr>
+              <w:t>f"Prediction</w:t>
+            </w:r>
+            <w:proofErr w:type="spellEnd"/>
+            <w:r>
+              <w:rPr>
+                <w:rFonts w:ascii="Consolas" w:eastAsia="Consolas" w:hAnsi="Consolas" w:cs="Consolas"/>
+                <w:color w:val="D4D4D4"/>
+                <w:sz w:val="16"/>
+                <w:szCs w:val="16"/>
+              </w:rPr>
+              <w:t xml:space="preserve"> failed: {str(e)}"}), 500</w:t>
             </w:r>
           </w:p>
         </w:tc>
@@ -1012,7 +1548,7 @@
     </w:tbl>
     <w:p>
       <w:pPr>
-        <w:spacing w:after="100" w:before="200"/>
+        <w:spacing w:before="200" w:after="100"/>
       </w:pPr>
     </w:p>
     <w:p>
@@ -1024,7 +1560,7 @@
           <w:b/>
           <w:bCs/>
         </w:rPr>
-        <w:t xml:space="preserve">Model Loading &amp; Preprocessing:</w:t>
+        <w:t>Model Loading &amp; Preprocessing:</w:t>
       </w:r>
     </w:p>
     <w:p>
@@ -1037,7 +1573,24 @@
         <w:spacing w:after="80"/>
       </w:pPr>
       <w:r>
-        <w:t xml:space="preserve">The trained model (crop_model.pkl) and the fitted scaler are loaded once at application startup using joblib, avoiding reload overhead on every request.</w:t>
+        <w:lastRenderedPageBreak/>
+        <w:t>The trained model (</w:t>
+      </w:r>
+      <w:proofErr w:type="spellStart"/>
+      <w:r>
+        <w:t>crop_model.pkl</w:t>
+      </w:r>
+      <w:proofErr w:type="spellEnd"/>
+      <w:r>
+        <w:t xml:space="preserve">) and the fitted scaler are loaded once at application startup using </w:t>
+      </w:r>
+      <w:proofErr w:type="spellStart"/>
+      <w:r>
+        <w:t>joblib</w:t>
+      </w:r>
+      <w:proofErr w:type="spellEnd"/>
+      <w:r>
+        <w:t>, avoiding reload overhead on every request.</w:t>
       </w:r>
     </w:p>
     <w:p>
@@ -1050,12 +1603,12 @@
         <w:spacing w:after="80"/>
       </w:pPr>
       <w:r>
-        <w:t xml:space="preserve">A validators.py module checks that each input value falls within a realistic agronomic range (e.g., pH between 3.5 and 9.5) before it reaches the model.</w:t>
-      </w:r>
-    </w:p>
-    <w:p>
-      <w:pPr>
-        <w:spacing w:after="100" w:before="200"/>
+        <w:t>A validators.py module checks that each input value falls within a realistic agronomic range (e.g., pH between 3.5 and 9.5) before it reaches the model.</w:t>
+      </w:r>
+    </w:p>
+    <w:p>
+      <w:pPr>
+        <w:spacing w:before="200" w:after="100"/>
       </w:pPr>
       <w:r>
         <w:rPr>
@@ -1064,15 +1617,23 @@
           <w:sz w:val="22"/>
           <w:szCs w:val="22"/>
         </w:rPr>
-        <w:t xml:space="preserve">Milestone 4: Frontend Development</w:t>
-      </w:r>
-    </w:p>
-    <w:p>
-      <w:pPr>
-        <w:spacing w:after="180" w:before="0"/>
-      </w:pPr>
-      <w:r>
-        <w:t xml:space="preserve">Milestone 4 focuses on a clean, form-driven interface for OptiCrop. The layout is built with HTML and CSS and uses lightweight JavaScript to submit readings asynchronously and render the recommendation, suitability result, or dashboard charts without a full page reload.</w:t>
+        <w:t>Milestone 4: Frontend Development</w:t>
+      </w:r>
+    </w:p>
+    <w:p>
+      <w:pPr>
+        <w:spacing w:after="180"/>
+      </w:pPr>
+      <w:r>
+        <w:t xml:space="preserve">Milestone 4 focuses on a clean, form-driven interface for </w:t>
+      </w:r>
+      <w:proofErr w:type="spellStart"/>
+      <w:r>
+        <w:t>OptiCrop</w:t>
+      </w:r>
+      <w:proofErr w:type="spellEnd"/>
+      <w:r>
+        <w:t>. The layout is built with HTML and CSS and uses lightweight JavaScript to submit readings asynchronously and render the recommendation, suitability result, or dashboard charts without a full page reload.</w:t>
       </w:r>
     </w:p>
     <w:p>
@@ -1092,7 +1653,7 @@
         <w:t xml:space="preserve">Input Section: </w:t>
       </w:r>
       <w:r>
-        <w:t xml:space="preserve">A form for entering N, P, K, temperature, humidity, pH, and rainfall, with client-side range validation before submission.</w:t>
+        <w:t>A form for entering N, P, K, temperature, humidity, pH, and rainfall, with client-side range validation before submission.</w:t>
       </w:r>
     </w:p>
     <w:p>
@@ -1112,7 +1673,7 @@
         <w:t xml:space="preserve">Results Section: </w:t>
       </w:r>
       <w:r>
-        <w:t xml:space="preserve">Displays the recommended crop, the model's confidence score, and — for the suitability scenario — a compatibility summary for the crop the user selected.</w:t>
+        <w:t>Displays the recommended crop, the model's confidence score, and — for the suitability scenario — a compatibility summary for the crop the user selected.</w:t>
       </w:r>
     </w:p>
     <w:p>
@@ -1132,12 +1693,12 @@
         <w:t xml:space="preserve">Dashboard Section: </w:t>
       </w:r>
       <w:r>
-        <w:t xml:space="preserve">Renders Matplotlib/Seaborn-generated charts summarizing crop-environment patterns for the research and policy-planning scenario.</w:t>
-      </w:r>
-    </w:p>
-    <w:p>
-      <w:pPr>
-        <w:spacing w:after="100" w:before="200"/>
+        <w:t>Renders Matplotlib/Seaborn-generated charts summarizing crop-environment patterns for the research and policy-planning scenario.</w:t>
+      </w:r>
+    </w:p>
+    <w:p>
+      <w:pPr>
+        <w:spacing w:before="200" w:after="100"/>
       </w:pPr>
       <w:r>
         <w:rPr>
@@ -1146,7 +1707,7 @@
           <w:sz w:val="22"/>
           <w:szCs w:val="22"/>
         </w:rPr>
-        <w:t xml:space="preserve">Milestone 5: Deployment</w:t>
+        <w:t>Milestone 5: Deployment</w:t>
       </w:r>
     </w:p>
     <w:p>
@@ -1166,7 +1727,7 @@
         <w:t xml:space="preserve">Activity 5.1: </w:t>
       </w:r>
       <w:r>
-        <w:t xml:space="preserve">Prepare the application for local deployment: create a virtual environment, install dependencies from requirements.txt, and configure the trained model path.</w:t>
+        <w:t>Prepare the application for local deployment: create a virtual environment, install dependencies from requirements.txt, and configure the trained model path.</w:t>
       </w:r>
     </w:p>
     <w:p>
@@ -1186,12 +1747,12 @@
         <w:t xml:space="preserve">Activity 5.2: </w:t>
       </w:r>
       <w:r>
-        <w:t xml:space="preserve">Run the Flask application locally (python app.py) and verify the /predict and /suitability endpoints with sample inputs covering each supported crop.</w:t>
-      </w:r>
-    </w:p>
-    <w:p>
-      <w:pPr>
-        <w:spacing w:after="100" w:before="200"/>
+        <w:t>Run the Flask application locally (python app.py) and verify the /predict and /suitability endpoints with sample inputs covering each supported crop.</w:t>
+      </w:r>
+    </w:p>
+    <w:p>
+      <w:pPr>
+        <w:spacing w:before="200" w:after="100"/>
       </w:pPr>
       <w:r>
         <w:rPr>
@@ -1200,12 +1761,12 @@
           <w:sz w:val="22"/>
           <w:szCs w:val="22"/>
         </w:rPr>
-        <w:t xml:space="preserve">Milestone 6: Conclusion</w:t>
-      </w:r>
-    </w:p>
-    <w:p>
-      <w:pPr>
-        <w:spacing w:after="120" w:before="300"/>
+        <w:t>Milestone 6: Conclusion</w:t>
+      </w:r>
+    </w:p>
+    <w:p>
+      <w:pPr>
+        <w:spacing w:before="300" w:after="120"/>
       </w:pPr>
       <w:r>
         <w:rPr>
@@ -1214,12 +1775,12 @@
           <w:sz w:val="26"/>
           <w:szCs w:val="26"/>
         </w:rPr>
-        <w:t xml:space="preserve">Exploring the Website’s Web Pages:</w:t>
-      </w:r>
-    </w:p>
-    <w:p>
-      <w:pPr>
-        <w:spacing w:after="100" w:before="200"/>
+        <w:t>Exploring the Website’s Web Pages:</w:t>
+      </w:r>
+    </w:p>
+    <w:p>
+      <w:pPr>
+        <w:spacing w:before="200" w:after="100"/>
       </w:pPr>
       <w:r>
         <w:rPr>
@@ -1228,39 +1789,50 @@
           <w:sz w:val="22"/>
           <w:szCs w:val="22"/>
         </w:rPr>
-        <w:t xml:space="preserve">Home / Input Page:</w:t>
+        <w:t>Home / Input Page:</w:t>
       </w:r>
     </w:p>
     <w:tbl>
       <w:tblPr>
-        <w:tblW w:type="dxa" w:w="9746"/>
+        <w:tblW w:w="9746" w:type="dxa"/>
         <w:tblBorders>
-          <w:top w:val="single" w:color="auto" w:sz="4"/>
-          <w:left w:val="single" w:color="auto" w:sz="4"/>
-          <w:bottom w:val="single" w:color="auto" w:sz="4"/>
-          <w:right w:val="single" w:color="auto" w:sz="4"/>
-          <w:insideH w:val="single" w:color="auto" w:sz="4"/>
-          <w:insideV w:val="single" w:color="auto" w:sz="4"/>
+          <w:top w:val="single" w:sz="4" w:space="0" w:color="auto"/>
+          <w:left w:val="single" w:sz="4" w:space="0" w:color="auto"/>
+          <w:bottom w:val="single" w:sz="4" w:space="0" w:color="auto"/>
+          <w:right w:val="single" w:sz="4" w:space="0" w:color="auto"/>
+          <w:insideH w:val="single" w:sz="4" w:space="0" w:color="auto"/>
+          <w:insideV w:val="single" w:sz="4" w:space="0" w:color="auto"/>
         </w:tblBorders>
+        <w:tblCellMar>
+          <w:left w:w="10" w:type="dxa"/>
+          <w:right w:w="10" w:type="dxa"/>
+        </w:tblCellMar>
+        <w:tblLook w:val="0000" w:firstRow="0" w:lastRow="0" w:firstColumn="0" w:lastColumn="0" w:noHBand="0" w:noVBand="0"/>
       </w:tblPr>
       <w:tblGrid>
-        <w:gridCol w:w="9746"/>
+        <w:gridCol w:w="10050"/>
       </w:tblGrid>
       <w:tr>
+        <w:tblPrEx>
+          <w:tblCellMar>
+            <w:top w:w="0" w:type="dxa"/>
+            <w:bottom w:w="0" w:type="dxa"/>
+          </w:tblCellMar>
+        </w:tblPrEx>
         <w:tc>
           <w:tcPr>
-            <w:tcW w:type="dxa" w:w="9746"/>
+            <w:tcW w:w="9746" w:type="dxa"/>
             <w:tcBorders>
-              <w:top w:val="single" w:color="000000" w:sz="4"/>
-              <w:left w:val="single" w:color="000000" w:sz="4"/>
-              <w:bottom w:val="single" w:color="000000" w:sz="4"/>
-              <w:right w:val="single" w:color="000000" w:sz="4"/>
+              <w:top w:val="single" w:sz="4" w:space="0" w:color="000000"/>
+              <w:left w:val="single" w:sz="4" w:space="0" w:color="000000"/>
+              <w:bottom w:val="single" w:sz="4" w:space="0" w:color="000000"/>
+              <w:right w:val="single" w:sz="4" w:space="0" w:color="000000"/>
             </w:tcBorders>
             <w:tcMar>
-              <w:top w:type="dxa" w:w="500"/>
-              <w:left w:type="dxa" w:w="150"/>
-              <w:bottom w:type="dxa" w:w="500"/>
-              <w:right w:type="dxa" w:w="150"/>
+              <w:top w:w="500" w:type="dxa"/>
+              <w:left w:w="150" w:type="dxa"/>
+              <w:bottom w:w="500" w:type="dxa"/>
+              <w:right w:w="150" w:type="dxa"/>
             </w:tcMar>
           </w:tcPr>
           <w:p>
@@ -1269,10 +1841,49 @@
             </w:pPr>
             <w:r>
               <w:rPr>
-                <w:i/>
-                <w:iCs/>
-              </w:rPr>
-              <w:t xml:space="preserve">[Insert screenshot of the OptiCrop input form here]</w:t>
+                <w:noProof/>
+              </w:rPr>
+              <w:drawing>
+                <wp:inline distT="0" distB="0" distL="0" distR="0" wp14:anchorId="5A8941CE" wp14:editId="3314B3A5">
+                  <wp:extent cx="6188710" cy="2927985"/>
+                  <wp:effectExtent l="0" t="0" r="2540" b="5715"/>
+                  <wp:docPr id="283648154" name="Picture 1"/>
+                  <wp:cNvGraphicFramePr>
+                    <a:graphicFrameLocks xmlns:a="http://schemas.openxmlformats.org/drawingml/2006/main" noChangeAspect="1"/>
+                  </wp:cNvGraphicFramePr>
+                  <a:graphic xmlns:a="http://schemas.openxmlformats.org/drawingml/2006/main">
+                    <a:graphicData uri="http://schemas.openxmlformats.org/drawingml/2006/picture">
+                      <pic:pic xmlns:pic="http://schemas.openxmlformats.org/drawingml/2006/picture">
+                        <pic:nvPicPr>
+                          <pic:cNvPr id="283648154" name="Picture 283648154"/>
+                          <pic:cNvPicPr/>
+                        </pic:nvPicPr>
+                        <pic:blipFill>
+                          <a:blip r:embed="rId15" cstate="print">
+                            <a:extLst>
+                              <a:ext uri="{28A0092B-C50C-407E-A947-70E740481C1C}">
+                                <a14:useLocalDpi xmlns:a14="http://schemas.microsoft.com/office/drawing/2010/main" val="0"/>
+                              </a:ext>
+                            </a:extLst>
+                          </a:blip>
+                          <a:stretch>
+                            <a:fillRect/>
+                          </a:stretch>
+                        </pic:blipFill>
+                        <pic:spPr>
+                          <a:xfrm>
+                            <a:off x="0" y="0"/>
+                            <a:ext cx="6188710" cy="2927985"/>
+                          </a:xfrm>
+                          <a:prstGeom prst="rect">
+                            <a:avLst/>
+                          </a:prstGeom>
+                        </pic:spPr>
+                      </pic:pic>
+                    </a:graphicData>
+                  </a:graphic>
+                </wp:inline>
+              </w:drawing>
             </w:r>
           </w:p>
         </w:tc>
@@ -1280,15 +1891,15 @@
     </w:tbl>
     <w:p>
       <w:pPr>
-        <w:spacing w:after="180" w:before="0"/>
-      </w:pPr>
-      <w:r>
-        <w:t xml:space="preserve">Description: The landing page presents a single form where the user enters soil and environmental readings (N, P, K, temperature, humidity, pH, rainfall) and chooses a scenario — crop recommendation or suitability assessment for a specific crop — before submitting.</w:t>
-      </w:r>
-    </w:p>
-    <w:p>
-      <w:pPr>
-        <w:spacing w:after="100" w:before="200"/>
+        <w:spacing w:after="180"/>
+      </w:pPr>
+      <w:r>
+        <w:t>Description: The landing page presents a single form where the user enters soil and environmental readings (N, P, K, temperature, humidity, pH, rainfall) and chooses a scenario — crop recommendation or suitability assessment for a specific crop — before submitting.</w:t>
+      </w:r>
+    </w:p>
+    <w:p>
+      <w:pPr>
+        <w:spacing w:before="200" w:after="100"/>
       </w:pPr>
       <w:r>
         <w:rPr>
@@ -1297,39 +1908,50 @@
           <w:sz w:val="22"/>
           <w:szCs w:val="22"/>
         </w:rPr>
-        <w:t xml:space="preserve">Results / Dashboard Page:</w:t>
+        <w:t>Results / Dashboard Page:</w:t>
       </w:r>
     </w:p>
     <w:tbl>
       <w:tblPr>
-        <w:tblW w:type="dxa" w:w="9746"/>
+        <w:tblW w:w="9746" w:type="dxa"/>
         <w:tblBorders>
-          <w:top w:val="single" w:color="auto" w:sz="4"/>
-          <w:left w:val="single" w:color="auto" w:sz="4"/>
-          <w:bottom w:val="single" w:color="auto" w:sz="4"/>
-          <w:right w:val="single" w:color="auto" w:sz="4"/>
-          <w:insideH w:val="single" w:color="auto" w:sz="4"/>
-          <w:insideV w:val="single" w:color="auto" w:sz="4"/>
+          <w:top w:val="single" w:sz="4" w:space="0" w:color="auto"/>
+          <w:left w:val="single" w:sz="4" w:space="0" w:color="auto"/>
+          <w:bottom w:val="single" w:sz="4" w:space="0" w:color="auto"/>
+          <w:right w:val="single" w:sz="4" w:space="0" w:color="auto"/>
+          <w:insideH w:val="single" w:sz="4" w:space="0" w:color="auto"/>
+          <w:insideV w:val="single" w:sz="4" w:space="0" w:color="auto"/>
         </w:tblBorders>
+        <w:tblCellMar>
+          <w:left w:w="10" w:type="dxa"/>
+          <w:right w:w="10" w:type="dxa"/>
+        </w:tblCellMar>
+        <w:tblLook w:val="0000" w:firstRow="0" w:lastRow="0" w:firstColumn="0" w:lastColumn="0" w:noHBand="0" w:noVBand="0"/>
       </w:tblPr>
       <w:tblGrid>
-        <w:gridCol w:w="9746"/>
+        <w:gridCol w:w="10050"/>
       </w:tblGrid>
       <w:tr>
+        <w:tblPrEx>
+          <w:tblCellMar>
+            <w:top w:w="0" w:type="dxa"/>
+            <w:bottom w:w="0" w:type="dxa"/>
+          </w:tblCellMar>
+        </w:tblPrEx>
         <w:tc>
           <w:tcPr>
-            <w:tcW w:type="dxa" w:w="9746"/>
+            <w:tcW w:w="9746" w:type="dxa"/>
             <w:tcBorders>
-              <w:top w:val="single" w:color="000000" w:sz="4"/>
-              <w:left w:val="single" w:color="000000" w:sz="4"/>
-              <w:bottom w:val="single" w:color="000000" w:sz="4"/>
-              <w:right w:val="single" w:color="000000" w:sz="4"/>
+              <w:top w:val="single" w:sz="4" w:space="0" w:color="000000"/>
+              <w:left w:val="single" w:sz="4" w:space="0" w:color="000000"/>
+              <w:bottom w:val="single" w:sz="4" w:space="0" w:color="000000"/>
+              <w:right w:val="single" w:sz="4" w:space="0" w:color="000000"/>
             </w:tcBorders>
             <w:tcMar>
-              <w:top w:type="dxa" w:w="500"/>
-              <w:left w:type="dxa" w:w="150"/>
-              <w:bottom w:type="dxa" w:w="500"/>
-              <w:right w:type="dxa" w:w="150"/>
+              <w:top w:w="500" w:type="dxa"/>
+              <w:left w:w="150" w:type="dxa"/>
+              <w:bottom w:w="500" w:type="dxa"/>
+              <w:right w:w="150" w:type="dxa"/>
             </w:tcMar>
           </w:tcPr>
           <w:p>
@@ -1338,10 +1960,50 @@
             </w:pPr>
             <w:r>
               <w:rPr>
-                <w:i/>
-                <w:iCs/>
-              </w:rPr>
-              <w:t xml:space="preserve">[Insert screenshot of the recommendation results and dashboard here]</w:t>
+                <w:noProof/>
+              </w:rPr>
+              <w:lastRenderedPageBreak/>
+              <w:drawing>
+                <wp:inline distT="0" distB="0" distL="0" distR="0" wp14:anchorId="3AB22205" wp14:editId="59E4A181">
+                  <wp:extent cx="6188710" cy="2933700"/>
+                  <wp:effectExtent l="0" t="0" r="2540" b="0"/>
+                  <wp:docPr id="500912966" name="Picture 2"/>
+                  <wp:cNvGraphicFramePr>
+                    <a:graphicFrameLocks xmlns:a="http://schemas.openxmlformats.org/drawingml/2006/main" noChangeAspect="1"/>
+                  </wp:cNvGraphicFramePr>
+                  <a:graphic xmlns:a="http://schemas.openxmlformats.org/drawingml/2006/main">
+                    <a:graphicData uri="http://schemas.openxmlformats.org/drawingml/2006/picture">
+                      <pic:pic xmlns:pic="http://schemas.openxmlformats.org/drawingml/2006/picture">
+                        <pic:nvPicPr>
+                          <pic:cNvPr id="500912966" name="Picture 500912966"/>
+                          <pic:cNvPicPr/>
+                        </pic:nvPicPr>
+                        <pic:blipFill>
+                          <a:blip r:embed="rId16" cstate="print">
+                            <a:extLst>
+                              <a:ext uri="{28A0092B-C50C-407E-A947-70E740481C1C}">
+                                <a14:useLocalDpi xmlns:a14="http://schemas.microsoft.com/office/drawing/2010/main" val="0"/>
+                              </a:ext>
+                            </a:extLst>
+                          </a:blip>
+                          <a:stretch>
+                            <a:fillRect/>
+                          </a:stretch>
+                        </pic:blipFill>
+                        <pic:spPr>
+                          <a:xfrm>
+                            <a:off x="0" y="0"/>
+                            <a:ext cx="6188710" cy="2933700"/>
+                          </a:xfrm>
+                          <a:prstGeom prst="rect">
+                            <a:avLst/>
+                          </a:prstGeom>
+                        </pic:spPr>
+                      </pic:pic>
+                    </a:graphicData>
+                  </a:graphic>
+                </wp:inline>
+              </w:drawing>
             </w:r>
           </w:p>
         </w:tc>
@@ -1349,15 +2011,15 @@
     </w:tbl>
     <w:p>
       <w:pPr>
-        <w:spacing w:after="180" w:before="0"/>
-      </w:pPr>
-      <w:r>
-        <w:t xml:space="preserve">Description: Revealed after submission, this section displays the recommended crop with its confidence score (or the suitability verdict for the selected crop), alongside a visualization panel showing relevant environmental trends for research and policy analysis.</w:t>
-      </w:r>
-    </w:p>
-    <w:p>
-      <w:pPr>
-        <w:spacing w:after="120" w:before="300"/>
+        <w:spacing w:after="180"/>
+      </w:pPr>
+      <w:r>
+        <w:t>Description: Revealed after submission, this section displays the recommended crop with its confidence score (or the suitability verdict for the selected crop), alongside a visualization panel showing relevant environmental trends for research and policy analysis.</w:t>
+      </w:r>
+    </w:p>
+    <w:p>
+      <w:pPr>
+        <w:spacing w:before="300" w:after="120"/>
       </w:pPr>
       <w:r>
         <w:rPr>
@@ -1366,110 +2028,47 @@
           <w:sz w:val="26"/>
           <w:szCs w:val="26"/>
         </w:rPr>
-        <w:t xml:space="preserve">Conclusion:</w:t>
-      </w:r>
-    </w:p>
-    <w:p>
-      <w:pPr>
-        <w:spacing w:after="180" w:before="0"/>
-      </w:pPr>
-      <w:r>
-        <w:t xml:space="preserve">OptiCrop is a machine-learning-driven platform built with Flask and Scikit-learn that turns raw soil and climate readings into actionable crop guidance. It supports three core use cases — crop recommendation for farmers, suitability assessment for a chosen crop, and pattern analysis for researchers and policymakers — through a single, validated data pipeline. The project, which spanned model selection, backend and frontend development, and local deployment, demonstrates how a focused ML model paired with a simple web interface can support more sustainable and efficient farming decisions. Looking ahead, OptiCrop has room to grow: adding a persistent database to track submission history, expanding the training dataset with regional soil data, and introducing multi-language support would broaden its usefulness for farmers and policymakers across different regions.</w:t>
+        <w:t>Conclusion:</w:t>
+      </w:r>
+    </w:p>
+    <w:p>
+      <w:pPr>
+        <w:spacing w:after="180"/>
+      </w:pPr>
+      <w:proofErr w:type="spellStart"/>
+      <w:r>
+        <w:t>OptiCrop</w:t>
+      </w:r>
+      <w:proofErr w:type="spellEnd"/>
+      <w:r>
+        <w:t xml:space="preserve"> is a machine-learning-driven platform built with Flask and Scikit-learn that turns raw soil and climate readings into actionable crop guidance. It supports three core use cases — crop recommendation for farmers, suitability assessment for a chosen crop, and pattern analysis for researchers and policymakers — through a single, validated data pipeline. The project, which spanned model selection, backend and frontend development, and local deployment, demonstrates how a focused ML model paired with a simple web interface can support more sustainable and efficient farming decisions. Looking ahead, </w:t>
+      </w:r>
+      <w:proofErr w:type="spellStart"/>
+      <w:r>
+        <w:t>OptiCrop</w:t>
+      </w:r>
+      <w:proofErr w:type="spellEnd"/>
+      <w:r>
+        <w:t xml:space="preserve"> has room to grow: adding a persistent database to track submission history, expanding the training dataset with regional soil data, and introducing multi-language support would broaden its usefulness for farmers and policymakers across different regions.</w:t>
       </w:r>
     </w:p>
     <w:sectPr>
-      <w:pgSz w:w="11906" w:h="16838" w:orient="portrait"/>
+      <w:pgSz w:w="11906" w:h="16838"/>
       <w:pgMar w:top="1080" w:right="1080" w:bottom="1080" w:left="1080" w:header="708" w:footer="708" w:gutter="0"/>
-      <w:pgNumType/>
+      <w:cols w:space="720"/>
       <w:docGrid w:linePitch="360"/>
     </w:sectPr>
   </w:body>
 </w:document>
 </file>
 
-<file path=word/comments.xml><?xml version="1.0" encoding="utf-8"?>
-<w:comments xmlns:cx="http://schemas.microsoft.com/office/drawing/2014/chartex" xmlns:cx1="http://schemas.microsoft.com/office/drawing/2015/9/8/chartex" xmlns:cx2="http://schemas.microsoft.com/office/drawing/2015/10/21/chartex" xmlns:cx3="http://schemas.microsoft.com/office/drawing/2016/5/9/chartex" xmlns:cx4="http://schemas.microsoft.com/office/drawing/2016/5/10/chartex" xmlns:cx5="http://schemas.microsoft.com/office/drawing/2016/5/11/chartex" xmlns:cx6="http://schemas.microsoft.com/office/drawing/2016/5/12/chartex" xmlns:cx7="http://schemas.microsoft.com/office/drawing/2016/5/13/chartex" xmlns:cx8="http://schemas.microsoft.com/office/drawing/2016/5/14/chartex" xmlns:mc="http://schemas.openxmlformats.org/markup-compatibility/2006" xmlns:aink="http://schemas.microsoft.com/office/drawing/2016/ink" xmlns:am3d="http://schemas.microsoft.com/office/drawing/2017/model3d" xmlns:o="urn:schemas-microsoft-com:office:office" xmlns:r="http://schemas.openxmlformats.org/officeDocument/2006/relationships" xmlns:m="http://schemas.openxmlformats.org/officeDocument/2006/math" xmlns:v="urn:schemas-microsoft-com:vml" xmlns:wp14="http://schemas.microsoft.com/office/word/2010/wordprocessingDrawing" xmlns:wp="http://schemas.openxmlformats.org/drawingml/2006/wordprocessingDrawing" xmlns:w10="urn:schemas-microsoft-com:office:word" xmlns:w="http://schemas.openxmlformats.org/wordprocessingml/2006/main" xmlns:w14="http://schemas.microsoft.com/office/word/2010/wordml" xmlns:w15="http://schemas.microsoft.com/office/word/2012/wordml" xmlns:w16cex="http://schemas.microsoft.com/office/word/2018/wordml/cex" xmlns:w16cid="http://schemas.microsoft.com/office/word/2016/wordml/cid" xmlns:w16="http://schemas.microsoft.com/office/word/2018/wordml" xmlns:w16sdtdh="http://schemas.microsoft.com/office/word/2020/wordml/sdtdatahash" xmlns:w16se="http://schemas.microsoft.com/office/word/2015/wordml/symex" xmlns:wpg="http://schemas.microsoft.com/office/word/2010/wordprocessingGroup" xmlns:wpi="http://schemas.microsoft.com/office/word/2010/wordprocessingInk" xmlns:wne="http://schemas.microsoft.com/office/word/2006/wordml" xmlns:wps="http://schemas.microsoft.com/office/word/2010/wordprocessingShape"/>
-</file>
-
-<file path=word/endnotes.xml><?xml version="1.0" encoding="utf-8"?>
-<w:endnotes xmlns:wpc="http://schemas.microsoft.com/office/word/2010/wordprocessingCanvas" xmlns:mc="http://schemas.openxmlformats.org/markup-compatibility/2006" xmlns:o="urn:schemas-microsoft-com:office:office" xmlns:r="http://schemas.openxmlformats.org/officeDocument/2006/relationships" xmlns:m="http://schemas.openxmlformats.org/officeDocument/2006/math" xmlns:v="urn:schemas-microsoft-com:vml" xmlns:wp14="http://schemas.microsoft.com/office/word/2010/wordprocessingDrawing" xmlns:wp="http://schemas.openxmlformats.org/drawingml/2006/wordprocessingDrawing" xmlns:w10="urn:schemas-microsoft-com:office:word" xmlns:w="http://schemas.openxmlformats.org/wordprocessingml/2006/main" xmlns:w14="http://schemas.microsoft.com/office/word/2010/wordml" xmlns:w15="http://schemas.microsoft.com/office/word/2012/wordml" xmlns:wpg="http://schemas.microsoft.com/office/word/2010/wordprocessingGroup" xmlns:wpi="http://schemas.microsoft.com/office/word/2010/wordprocessingInk" xmlns:wne="http://schemas.microsoft.com/office/word/2006/wordml" xmlns:wps="http://schemas.microsoft.com/office/word/2010/wordprocessingShape" mc:Ignorable="w14 w15 wp14">
-  <w:endnote w:type="separator" w:id="-1">
-    <w:p>
-      <w:pPr>
-        <w:spacing w:after="0" w:line="240" w:lineRule="auto"/>
-      </w:pPr>
-      <w:r>
-        <w:rPr>
-          <w:rStyle w:val="EndnoteReference"/>
-        </w:rPr>
-        <w:endnoteRef/>
-      </w:r>
-      <w:r>
-        <w:separator/>
-      </w:r>
-    </w:p>
-  </w:endnote>
-  <w:endnote w:type="continuationSeparator" w:id="0">
-    <w:p>
-      <w:pPr>
-        <w:spacing w:after="0" w:line="240" w:lineRule="auto"/>
-      </w:pPr>
-      <w:r>
-        <w:rPr>
-          <w:rStyle w:val="EndnoteReference"/>
-        </w:rPr>
-        <w:endnoteRef/>
-      </w:r>
-      <w:r>
-        <w:continuationSeparator/>
-      </w:r>
-    </w:p>
-  </w:endnote>
-</w:endnotes>
-</file>
-
-<file path=word/footnotes.xml><?xml version="1.0" encoding="utf-8"?>
-<w:footnotes xmlns:wpc="http://schemas.microsoft.com/office/word/2010/wordprocessingCanvas" xmlns:mc="http://schemas.openxmlformats.org/markup-compatibility/2006" xmlns:o="urn:schemas-microsoft-com:office:office" xmlns:r="http://schemas.openxmlformats.org/officeDocument/2006/relationships" xmlns:m="http://schemas.openxmlformats.org/officeDocument/2006/math" xmlns:v="urn:schemas-microsoft-com:vml" xmlns:wp14="http://schemas.microsoft.com/office/word/2010/wordprocessingDrawing" xmlns:wp="http://schemas.openxmlformats.org/drawingml/2006/wordprocessingDrawing" xmlns:w10="urn:schemas-microsoft-com:office:word" xmlns:w="http://schemas.openxmlformats.org/wordprocessingml/2006/main" xmlns:w14="http://schemas.microsoft.com/office/word/2010/wordml" xmlns:w15="http://schemas.microsoft.com/office/word/2012/wordml" xmlns:wpg="http://schemas.microsoft.com/office/word/2010/wordprocessingGroup" xmlns:wpi="http://schemas.microsoft.com/office/word/2010/wordprocessingInk" xmlns:wne="http://schemas.microsoft.com/office/word/2006/wordml" xmlns:wps="http://schemas.microsoft.com/office/word/2010/wordprocessingShape" mc:Ignorable="w14 w15 wp14">
-  <w:footnote w:type="separator" w:id="-1">
-    <w:p>
-      <w:pPr>
-        <w:spacing w:after="0" w:line="240" w:lineRule="auto"/>
-      </w:pPr>
-      <w:r>
-        <w:rPr>
-          <w:rStyle w:val="FootnoteReference"/>
-        </w:rPr>
-        <w:footnoteRef/>
-      </w:r>
-      <w:r>
-        <w:separator/>
-      </w:r>
-    </w:p>
-  </w:footnote>
-  <w:footnote w:type="continuationSeparator" w:id="0">
-    <w:p>
-      <w:pPr>
-        <w:spacing w:after="0" w:line="240" w:lineRule="auto"/>
-      </w:pPr>
-      <w:r>
-        <w:rPr>
-          <w:rStyle w:val="FootnoteReference"/>
-        </w:rPr>
-        <w:footnoteRef/>
-      </w:r>
-      <w:r>
-        <w:continuationSeparator/>
-      </w:r>
-    </w:p>
-  </w:footnote>
-</w:footnotes>
-</file>
-
 <file path=word/numbering.xml><?xml version="1.0" encoding="utf-8"?>
-<w:numbering xmlns:wpc="http://schemas.microsoft.com/office/word/2010/wordprocessingCanvas" xmlns:mc="http://schemas.openxmlformats.org/markup-compatibility/2006" xmlns:o="urn:schemas-microsoft-com:office:office" xmlns:r="http://schemas.openxmlformats.org/officeDocument/2006/relationships" xmlns:m="http://schemas.openxmlformats.org/officeDocument/2006/math" xmlns:v="urn:schemas-microsoft-com:vml" xmlns:wp14="http://schemas.microsoft.com/office/word/2010/wordprocessingDrawing" xmlns:wp="http://schemas.openxmlformats.org/drawingml/2006/wordprocessingDrawing" xmlns:w10="urn:schemas-microsoft-com:office:word" xmlns:w="http://schemas.openxmlformats.org/wordprocessingml/2006/main" xmlns:w14="http://schemas.microsoft.com/office/word/2010/wordml" xmlns:w15="http://schemas.microsoft.com/office/word/2012/wordml" xmlns:wpg="http://schemas.microsoft.com/office/word/2010/wordprocessingGroup" xmlns:wpi="http://schemas.microsoft.com/office/word/2010/wordprocessingInk" xmlns:wne="http://schemas.microsoft.com/office/word/2006/wordml" xmlns:wps="http://schemas.microsoft.com/office/word/2010/wordprocessingShape" mc:Ignorable="w14 w15 wp14">
-  <w:abstractNum w:abstractNumId="1" w15:restartNumberingAfterBreak="0">
+<w:numbering xmlns:wpc="http://schemas.microsoft.com/office/word/2010/wordprocessingCanvas" xmlns:cx="http://schemas.microsoft.com/office/drawing/2014/chartex" xmlns:cx1="http://schemas.microsoft.com/office/drawing/2015/9/8/chartex" xmlns:cx2="http://schemas.microsoft.com/office/drawing/2015/10/21/chartex" xmlns:cx3="http://schemas.microsoft.com/office/drawing/2016/5/9/chartex" xmlns:cx4="http://schemas.microsoft.com/office/drawing/2016/5/10/chartex" xmlns:cx5="http://schemas.microsoft.com/office/drawing/2016/5/11/chartex" xmlns:cx6="http://schemas.microsoft.com/office/drawing/2016/5/12/chartex" xmlns:cx7="http://schemas.microsoft.com/office/drawing/2016/5/13/chartex" xmlns:cx8="http://schemas.microsoft.com/office/drawing/2016/5/14/chartex" xmlns:mc="http://schemas.openxmlformats.org/markup-compatibility/2006" xmlns:aink="http://schemas.microsoft.com/office/drawing/2016/ink" xmlns:am3d="http://schemas.microsoft.com/office/drawing/2017/model3d" xmlns:o="urn:schemas-microsoft-com:office:office" xmlns:oel="http://schemas.microsoft.com/office/2019/extlst" xmlns:r="http://schemas.openxmlformats.org/officeDocument/2006/relationships" xmlns:m="http://schemas.openxmlformats.org/officeDocument/2006/math" xmlns:v="urn:schemas-microsoft-com:vml" xmlns:wp14="http://schemas.microsoft.com/office/word/2010/wordprocessingDrawing" xmlns:wp="http://schemas.openxmlformats.org/drawingml/2006/wordprocessingDrawing" xmlns:w10="urn:schemas-microsoft-com:office:word" xmlns:w="http://schemas.openxmlformats.org/wordprocessingml/2006/main" xmlns:w14="http://schemas.microsoft.com/office/word/2010/wordml" xmlns:w15="http://schemas.microsoft.com/office/word/2012/wordml" xmlns:w16cex="http://schemas.microsoft.com/office/word/2018/wordml/cex" xmlns:w16cid="http://schemas.microsoft.com/office/word/2016/wordml/cid" xmlns:w16="http://schemas.microsoft.com/office/word/2018/wordml" xmlns:w16du="http://schemas.microsoft.com/office/word/2023/wordml/word16du" xmlns:w16sdtdh="http://schemas.microsoft.com/office/word/2020/wordml/sdtdatahash" xmlns:w16sdtfl="http://schemas.microsoft.com/office/word/2024/wordml/sdtformatlock" xmlns:w16se="http://schemas.microsoft.com/office/word/2015/wordml/symex" xmlns:wpg="http://schemas.microsoft.com/office/word/2010/wordprocessingGroup" xmlns:wpi="http://schemas.microsoft.com/office/word/2010/wordprocessingInk" xmlns:wne="http://schemas.microsoft.com/office/word/2006/wordml" xmlns:wps="http://schemas.microsoft.com/office/word/2010/wordprocessingShape" mc:Ignorable="w14 w15 w16se w16cid w16 w16cex w16sdtdh w16sdtfl w16du wp14">
+  <w:abstractNum w:abstractNumId="0" w15:restartNumberingAfterBreak="0">
+    <w:nsid w:val="5A7D2580"/>
     <w:multiLevelType w:val="hybridMultilevel"/>
-    <w:lvl w:ilvl="0" w15:tentative="1">
+    <w:tmpl w:val="C5F278F0"/>
+    <w:lvl w:ilvl="0" w:tplc="0096F59E">
       <w:start w:val="1"/>
       <w:numFmt w:val="bullet"/>
       <w:lvlText w:val="●"/>
@@ -1478,7 +2077,7 @@
         <w:ind w:left="720" w:hanging="360"/>
       </w:pPr>
     </w:lvl>
-    <w:lvl w:ilvl="1" w15:tentative="1">
+    <w:lvl w:ilvl="1" w:tplc="44D4CDF8">
       <w:start w:val="1"/>
       <w:numFmt w:val="bullet"/>
       <w:lvlText w:val="○"/>
@@ -1487,7 +2086,7 @@
         <w:ind w:left="1440" w:hanging="360"/>
       </w:pPr>
     </w:lvl>
-    <w:lvl w:ilvl="2" w15:tentative="1">
+    <w:lvl w:ilvl="2" w:tplc="5BD8C77E">
       <w:start w:val="1"/>
       <w:numFmt w:val="bullet"/>
       <w:lvlText w:val="■"/>
@@ -1496,7 +2095,7 @@
         <w:ind w:left="2160" w:hanging="360"/>
       </w:pPr>
     </w:lvl>
-    <w:lvl w:ilvl="3" w15:tentative="1">
+    <w:lvl w:ilvl="3" w:tplc="CB343DC2">
       <w:start w:val="1"/>
       <w:numFmt w:val="bullet"/>
       <w:lvlText w:val="●"/>
@@ -1505,7 +2104,7 @@
         <w:ind w:left="2880" w:hanging="360"/>
       </w:pPr>
     </w:lvl>
-    <w:lvl w:ilvl="4" w15:tentative="1">
+    <w:lvl w:ilvl="4" w:tplc="BBC6270A">
       <w:start w:val="1"/>
       <w:numFmt w:val="bullet"/>
       <w:lvlText w:val="○"/>
@@ -1514,7 +2113,7 @@
         <w:ind w:left="3600" w:hanging="360"/>
       </w:pPr>
     </w:lvl>
-    <w:lvl w:ilvl="5" w15:tentative="1">
+    <w:lvl w:ilvl="5" w:tplc="1C3A4FF0">
       <w:start w:val="1"/>
       <w:numFmt w:val="bullet"/>
       <w:lvlText w:val="■"/>
@@ -1523,7 +2122,7 @@
         <w:ind w:left="4320" w:hanging="360"/>
       </w:pPr>
     </w:lvl>
-    <w:lvl w:ilvl="6" w15:tentative="1">
+    <w:lvl w:ilvl="6" w:tplc="003EC204">
       <w:start w:val="1"/>
       <w:numFmt w:val="bullet"/>
       <w:lvlText w:val="●"/>
@@ -1532,7 +2131,7 @@
         <w:ind w:left="5040" w:hanging="360"/>
       </w:pPr>
     </w:lvl>
-    <w:lvl w:ilvl="7" w15:tentative="1">
+    <w:lvl w:ilvl="7" w:tplc="A54CFB56">
       <w:start w:val="1"/>
       <w:numFmt w:val="bullet"/>
       <w:lvlText w:val="●"/>
@@ -1541,7 +2140,7 @@
         <w:ind w:left="5760" w:hanging="360"/>
       </w:pPr>
     </w:lvl>
-    <w:lvl w:ilvl="8" w15:tentative="1">
+    <w:lvl w:ilvl="8" w:tplc="D9E60078">
       <w:start w:val="1"/>
       <w:numFmt w:val="bullet"/>
       <w:lvlText w:val="●"/>
@@ -1551,8 +2150,8 @@
       </w:pPr>
     </w:lvl>
   </w:abstractNum>
-  <w:num w:numId="1">
-    <w:abstractNumId w:val="1"/>
+  <w:num w:numId="1" w16cid:durableId="1905988031">
+    <w:abstractNumId w:val="0"/>
     <w:lvlOverride w:ilvl="0">
       <w:startOverride w:val="1"/>
     </w:lvlOverride>
@@ -1561,26 +2160,405 @@
 </file>
 
 <file path=word/styles.xml><?xml version="1.0" encoding="utf-8"?>
-<w:styles xmlns:mc="http://schemas.openxmlformats.org/markup-compatibility/2006" xmlns:r="http://schemas.openxmlformats.org/officeDocument/2006/relationships" xmlns:w="http://schemas.openxmlformats.org/wordprocessingml/2006/main" xmlns:w14="http://schemas.microsoft.com/office/word/2010/wordml" xmlns:w15="http://schemas.microsoft.com/office/word/2012/wordml" mc:Ignorable="w14 w15">
+<w:styles xmlns:mc="http://schemas.openxmlformats.org/markup-compatibility/2006" xmlns:r="http://schemas.openxmlformats.org/officeDocument/2006/relationships" xmlns:w="http://schemas.openxmlformats.org/wordprocessingml/2006/main" xmlns:w14="http://schemas.microsoft.com/office/word/2010/wordml" xmlns:w15="http://schemas.microsoft.com/office/word/2012/wordml" xmlns:w16cex="http://schemas.microsoft.com/office/word/2018/wordml/cex" xmlns:w16cid="http://schemas.microsoft.com/office/word/2016/wordml/cid" xmlns:w16="http://schemas.microsoft.com/office/word/2018/wordml" xmlns:w16du="http://schemas.microsoft.com/office/word/2023/wordml/word16du" xmlns:w16sdtdh="http://schemas.microsoft.com/office/word/2020/wordml/sdtdatahash" xmlns:w16sdtfl="http://schemas.microsoft.com/office/word/2024/wordml/sdtformatlock" xmlns:w16se="http://schemas.microsoft.com/office/word/2015/wordml/symex" mc:Ignorable="w14 w15 w16se w16cid w16 w16cex w16sdtdh w16sdtfl w16du">
   <w:docDefaults>
-    <w:rPrDefault/>
+    <w:rPrDefault>
+      <w:rPr>
+        <w:rFonts w:ascii="Times New Roman" w:eastAsia="Times New Roman" w:hAnsi="Times New Roman" w:cs="Times New Roman"/>
+        <w:lang w:val="en-US" w:eastAsia="en-US" w:bidi="ar-SA"/>
+      </w:rPr>
+    </w:rPrDefault>
     <w:pPrDefault/>
   </w:docDefaults>
-  <w:style w:type="paragraph" w:styleId="Title">
-    <w:name w:val="Title"/>
-    <w:basedOn w:val="Normal"/>
-    <w:next w:val="Normal"/>
+  <w:latentStyles w:defLockedState="0" w:defUIPriority="99" w:defSemiHidden="0" w:defUnhideWhenUsed="0" w:defQFormat="0" w:count="376">
+    <w:lsdException w:name="Normal" w:uiPriority="0" w:qFormat="1"/>
+    <w:lsdException w:name="heading 1" w:uiPriority="9" w:qFormat="1"/>
+    <w:lsdException w:name="heading 2" w:semiHidden="1" w:uiPriority="9" w:unhideWhenUsed="1" w:qFormat="1"/>
+    <w:lsdException w:name="heading 3" w:semiHidden="1" w:uiPriority="9" w:unhideWhenUsed="1" w:qFormat="1"/>
+    <w:lsdException w:name="heading 4" w:semiHidden="1" w:uiPriority="9" w:unhideWhenUsed="1" w:qFormat="1"/>
+    <w:lsdException w:name="heading 5" w:semiHidden="1" w:uiPriority="9" w:unhideWhenUsed="1" w:qFormat="1"/>
+    <w:lsdException w:name="heading 6" w:semiHidden="1" w:uiPriority="9" w:unhideWhenUsed="1" w:qFormat="1"/>
+    <w:lsdException w:name="heading 7" w:semiHidden="1" w:uiPriority="9" w:unhideWhenUsed="1" w:qFormat="1"/>
+    <w:lsdException w:name="heading 8" w:semiHidden="1" w:uiPriority="9" w:unhideWhenUsed="1" w:qFormat="1"/>
+    <w:lsdException w:name="heading 9" w:semiHidden="1" w:uiPriority="9" w:unhideWhenUsed="1" w:qFormat="1"/>
+    <w:lsdException w:name="index 1" w:semiHidden="1" w:unhideWhenUsed="1"/>
+    <w:lsdException w:name="index 2" w:semiHidden="1" w:unhideWhenUsed="1"/>
+    <w:lsdException w:name="index 3" w:semiHidden="1" w:unhideWhenUsed="1"/>
+    <w:lsdException w:name="index 4" w:semiHidden="1" w:unhideWhenUsed="1"/>
+    <w:lsdException w:name="index 5" w:semiHidden="1" w:unhideWhenUsed="1"/>
+    <w:lsdException w:name="index 6" w:semiHidden="1" w:unhideWhenUsed="1"/>
+    <w:lsdException w:name="index 7" w:semiHidden="1" w:unhideWhenUsed="1"/>
+    <w:lsdException w:name="index 8" w:semiHidden="1" w:unhideWhenUsed="1"/>
+    <w:lsdException w:name="index 9" w:semiHidden="1" w:unhideWhenUsed="1"/>
+    <w:lsdException w:name="toc 1" w:semiHidden="1" w:uiPriority="39" w:unhideWhenUsed="1"/>
+    <w:lsdException w:name="toc 2" w:semiHidden="1" w:uiPriority="39" w:unhideWhenUsed="1"/>
+    <w:lsdException w:name="toc 3" w:semiHidden="1" w:uiPriority="39" w:unhideWhenUsed="1"/>
+    <w:lsdException w:name="toc 4" w:semiHidden="1" w:uiPriority="39" w:unhideWhenUsed="1"/>
+    <w:lsdException w:name="toc 5" w:semiHidden="1" w:uiPriority="39" w:unhideWhenUsed="1"/>
+    <w:lsdException w:name="toc 6" w:semiHidden="1" w:uiPriority="39" w:unhideWhenUsed="1"/>
+    <w:lsdException w:name="toc 7" w:semiHidden="1" w:uiPriority="39" w:unhideWhenUsed="1"/>
+    <w:lsdException w:name="toc 8" w:semiHidden="1" w:uiPriority="39" w:unhideWhenUsed="1"/>
+    <w:lsdException w:name="toc 9" w:semiHidden="1" w:uiPriority="39" w:unhideWhenUsed="1"/>
+    <w:lsdException w:name="Normal Indent" w:semiHidden="1" w:unhideWhenUsed="1"/>
+    <w:lsdException w:name="footnote text" w:semiHidden="1" w:unhideWhenUsed="1"/>
+    <w:lsdException w:name="annotation text" w:semiHidden="1" w:unhideWhenUsed="1"/>
+    <w:lsdException w:name="header" w:semiHidden="1" w:unhideWhenUsed="1"/>
+    <w:lsdException w:name="footer" w:semiHidden="1" w:unhideWhenUsed="1"/>
+    <w:lsdException w:name="index heading" w:semiHidden="1" w:unhideWhenUsed="1"/>
+    <w:lsdException w:name="caption" w:semiHidden="1" w:uiPriority="35" w:unhideWhenUsed="1" w:qFormat="1"/>
+    <w:lsdException w:name="table of figures" w:semiHidden="1" w:unhideWhenUsed="1"/>
+    <w:lsdException w:name="envelope address" w:semiHidden="1" w:unhideWhenUsed="1"/>
+    <w:lsdException w:name="envelope return" w:semiHidden="1" w:unhideWhenUsed="1"/>
+    <w:lsdException w:name="footnote reference" w:semiHidden="1" w:unhideWhenUsed="1"/>
+    <w:lsdException w:name="annotation reference" w:semiHidden="1" w:unhideWhenUsed="1"/>
+    <w:lsdException w:name="line number" w:semiHidden="1" w:unhideWhenUsed="1"/>
+    <w:lsdException w:name="page number" w:semiHidden="1" w:unhideWhenUsed="1"/>
+    <w:lsdException w:name="endnote reference" w:semiHidden="1" w:unhideWhenUsed="1"/>
+    <w:lsdException w:name="endnote text" w:semiHidden="1" w:unhideWhenUsed="1"/>
+    <w:lsdException w:name="table of authorities" w:semiHidden="1" w:unhideWhenUsed="1"/>
+    <w:lsdException w:name="macro" w:semiHidden="1" w:unhideWhenUsed="1"/>
+    <w:lsdException w:name="toa heading" w:semiHidden="1" w:unhideWhenUsed="1"/>
+    <w:lsdException w:name="List" w:semiHidden="1" w:unhideWhenUsed="1"/>
+    <w:lsdException w:name="List Bullet" w:semiHidden="1" w:unhideWhenUsed="1"/>
+    <w:lsdException w:name="List Number" w:semiHidden="1" w:unhideWhenUsed="1"/>
+    <w:lsdException w:name="List 2" w:semiHidden="1" w:unhideWhenUsed="1"/>
+    <w:lsdException w:name="List 3" w:semiHidden="1" w:unhideWhenUsed="1"/>
+    <w:lsdException w:name="List 4" w:semiHidden="1" w:unhideWhenUsed="1"/>
+    <w:lsdException w:name="List 5" w:semiHidden="1" w:unhideWhenUsed="1"/>
+    <w:lsdException w:name="List Bullet 2" w:semiHidden="1" w:unhideWhenUsed="1"/>
+    <w:lsdException w:name="List Bullet 3" w:semiHidden="1" w:unhideWhenUsed="1"/>
+    <w:lsdException w:name="List Bullet 4" w:semiHidden="1" w:unhideWhenUsed="1"/>
+    <w:lsdException w:name="List Bullet 5" w:semiHidden="1" w:unhideWhenUsed="1"/>
+    <w:lsdException w:name="List Number 2" w:semiHidden="1" w:unhideWhenUsed="1"/>
+    <w:lsdException w:name="List Number 3" w:semiHidden="1" w:unhideWhenUsed="1"/>
+    <w:lsdException w:name="List Number 4" w:semiHidden="1" w:unhideWhenUsed="1"/>
+    <w:lsdException w:name="List Number 5" w:semiHidden="1" w:unhideWhenUsed="1"/>
+    <w:lsdException w:name="Title" w:uiPriority="10" w:qFormat="1"/>
+    <w:lsdException w:name="Closing" w:semiHidden="1" w:unhideWhenUsed="1"/>
+    <w:lsdException w:name="Signature" w:semiHidden="1" w:unhideWhenUsed="1"/>
+    <w:lsdException w:name="Default Paragraph Font" w:semiHidden="1" w:uiPriority="1" w:unhideWhenUsed="1"/>
+    <w:lsdException w:name="Body Text" w:semiHidden="1" w:unhideWhenUsed="1"/>
+    <w:lsdException w:name="Body Text Indent" w:semiHidden="1" w:unhideWhenUsed="1"/>
+    <w:lsdException w:name="List Continue" w:semiHidden="1" w:unhideWhenUsed="1"/>
+    <w:lsdException w:name="List Continue 2" w:semiHidden="1" w:unhideWhenUsed="1"/>
+    <w:lsdException w:name="List Continue 3" w:semiHidden="1" w:unhideWhenUsed="1"/>
+    <w:lsdException w:name="List Continue 4" w:semiHidden="1" w:unhideWhenUsed="1"/>
+    <w:lsdException w:name="List Continue 5" w:semiHidden="1" w:unhideWhenUsed="1"/>
+    <w:lsdException w:name="Message Header" w:semiHidden="1" w:unhideWhenUsed="1"/>
+    <w:lsdException w:name="Subtitle" w:uiPriority="11" w:qFormat="1"/>
+    <w:lsdException w:name="Salutation" w:semiHidden="1" w:unhideWhenUsed="1"/>
+    <w:lsdException w:name="Date" w:semiHidden="1" w:unhideWhenUsed="1"/>
+    <w:lsdException w:name="Body Text First Indent" w:semiHidden="1" w:unhideWhenUsed="1"/>
+    <w:lsdException w:name="Body Text First Indent 2" w:semiHidden="1" w:unhideWhenUsed="1"/>
+    <w:lsdException w:name="Note Heading" w:semiHidden="1" w:unhideWhenUsed="1"/>
+    <w:lsdException w:name="Body Text 2" w:semiHidden="1" w:unhideWhenUsed="1"/>
+    <w:lsdException w:name="Body Text 3" w:semiHidden="1" w:unhideWhenUsed="1"/>
+    <w:lsdException w:name="Body Text Indent 2" w:semiHidden="1" w:unhideWhenUsed="1"/>
+    <w:lsdException w:name="Body Text Indent 3" w:semiHidden="1" w:unhideWhenUsed="1"/>
+    <w:lsdException w:name="Block Text" w:semiHidden="1" w:unhideWhenUsed="1"/>
+    <w:lsdException w:name="Hyperlink" w:semiHidden="1" w:unhideWhenUsed="1"/>
+    <w:lsdException w:name="FollowedHyperlink" w:semiHidden="1" w:unhideWhenUsed="1"/>
+    <w:lsdException w:name="Strong" w:uiPriority="22" w:qFormat="1"/>
+    <w:lsdException w:name="Emphasis" w:uiPriority="20" w:qFormat="1"/>
+    <w:lsdException w:name="Document Map" w:semiHidden="1" w:unhideWhenUsed="1"/>
+    <w:lsdException w:name="Plain Text" w:semiHidden="1" w:unhideWhenUsed="1"/>
+    <w:lsdException w:name="E-mail Signature" w:semiHidden="1" w:unhideWhenUsed="1"/>
+    <w:lsdException w:name="HTML Top of Form" w:semiHidden="1" w:unhideWhenUsed="1"/>
+    <w:lsdException w:name="HTML Bottom of Form" w:semiHidden="1" w:unhideWhenUsed="1"/>
+    <w:lsdException w:name="Normal (Web)" w:semiHidden="1" w:unhideWhenUsed="1"/>
+    <w:lsdException w:name="HTML Acronym" w:semiHidden="1" w:unhideWhenUsed="1"/>
+    <w:lsdException w:name="HTML Address" w:semiHidden="1" w:unhideWhenUsed="1"/>
+    <w:lsdException w:name="HTML Cite" w:semiHidden="1" w:unhideWhenUsed="1"/>
+    <w:lsdException w:name="HTML Code" w:semiHidden="1" w:unhideWhenUsed="1"/>
+    <w:lsdException w:name="HTML Definition" w:semiHidden="1" w:unhideWhenUsed="1"/>
+    <w:lsdException w:name="HTML Keyboard" w:semiHidden="1" w:unhideWhenUsed="1"/>
+    <w:lsdException w:name="HTML Preformatted" w:semiHidden="1" w:unhideWhenUsed="1"/>
+    <w:lsdException w:name="HTML Sample" w:semiHidden="1" w:unhideWhenUsed="1"/>
+    <w:lsdException w:name="HTML Typewriter" w:semiHidden="1" w:unhideWhenUsed="1"/>
+    <w:lsdException w:name="HTML Variable" w:semiHidden="1" w:unhideWhenUsed="1"/>
+    <w:lsdException w:name="Normal Table" w:semiHidden="1" w:unhideWhenUsed="1"/>
+    <w:lsdException w:name="annotation subject" w:semiHidden="1" w:unhideWhenUsed="1"/>
+    <w:lsdException w:name="No List" w:semiHidden="1" w:unhideWhenUsed="1"/>
+    <w:lsdException w:name="Outline List 1" w:semiHidden="1" w:unhideWhenUsed="1"/>
+    <w:lsdException w:name="Outline List 2" w:semiHidden="1" w:unhideWhenUsed="1"/>
+    <w:lsdException w:name="Outline List 3" w:semiHidden="1" w:unhideWhenUsed="1"/>
+    <w:lsdException w:name="Table Simple 1" w:semiHidden="1" w:unhideWhenUsed="1"/>
+    <w:lsdException w:name="Table Simple 2" w:semiHidden="1" w:unhideWhenUsed="1"/>
+    <w:lsdException w:name="Table Simple 3" w:semiHidden="1" w:unhideWhenUsed="1"/>
+    <w:lsdException w:name="Table Classic 1" w:semiHidden="1" w:unhideWhenUsed="1"/>
+    <w:lsdException w:name="Table Classic 2" w:semiHidden="1" w:unhideWhenUsed="1"/>
+    <w:lsdException w:name="Table Classic 3" w:semiHidden="1" w:unhideWhenUsed="1"/>
+    <w:lsdException w:name="Table Classic 4" w:semiHidden="1" w:unhideWhenUsed="1"/>
+    <w:lsdException w:name="Table Colorful 1" w:semiHidden="1" w:unhideWhenUsed="1"/>
+    <w:lsdException w:name="Table Colorful 2" w:semiHidden="1" w:unhideWhenUsed="1"/>
+    <w:lsdException w:name="Table Colorful 3" w:semiHidden="1" w:unhideWhenUsed="1"/>
+    <w:lsdException w:name="Table Columns 1" w:semiHidden="1" w:unhideWhenUsed="1"/>
+    <w:lsdException w:name="Table Columns 2" w:semiHidden="1" w:unhideWhenUsed="1"/>
+    <w:lsdException w:name="Table Columns 3" w:semiHidden="1" w:unhideWhenUsed="1"/>
+    <w:lsdException w:name="Table Columns 4" w:semiHidden="1" w:unhideWhenUsed="1"/>
+    <w:lsdException w:name="Table Columns 5" w:semiHidden="1" w:unhideWhenUsed="1"/>
+    <w:lsdException w:name="Table Grid 1" w:semiHidden="1" w:unhideWhenUsed="1"/>
+    <w:lsdException w:name="Table Grid 2" w:semiHidden="1" w:unhideWhenUsed="1"/>
+    <w:lsdException w:name="Table Grid 3" w:semiHidden="1" w:unhideWhenUsed="1"/>
+    <w:lsdException w:name="Table Grid 4" w:semiHidden="1" w:unhideWhenUsed="1"/>
+    <w:lsdException w:name="Table Grid 5" w:semiHidden="1" w:unhideWhenUsed="1"/>
+    <w:lsdException w:name="Table Grid 6" w:semiHidden="1" w:unhideWhenUsed="1"/>
+    <w:lsdException w:name="Table Grid 7" w:semiHidden="1" w:unhideWhenUsed="1"/>
+    <w:lsdException w:name="Table Grid 8" w:semiHidden="1" w:unhideWhenUsed="1"/>
+    <w:lsdException w:name="Table List 1" w:semiHidden="1" w:unhideWhenUsed="1"/>
+    <w:lsdException w:name="Table List 2" w:semiHidden="1" w:unhideWhenUsed="1"/>
+    <w:lsdException w:name="Table List 3" w:semiHidden="1" w:unhideWhenUsed="1"/>
+    <w:lsdException w:name="Table List 4" w:semiHidden="1" w:unhideWhenUsed="1"/>
+    <w:lsdException w:name="Table List 5" w:semiHidden="1" w:unhideWhenUsed="1"/>
+    <w:lsdException w:name="Table List 6" w:semiHidden="1" w:unhideWhenUsed="1"/>
+    <w:lsdException w:name="Table List 7" w:semiHidden="1" w:unhideWhenUsed="1"/>
+    <w:lsdException w:name="Table List 8" w:semiHidden="1" w:unhideWhenUsed="1"/>
+    <w:lsdException w:name="Table 3D effects 1" w:semiHidden="1" w:unhideWhenUsed="1"/>
+    <w:lsdException w:name="Table 3D effects 2" w:semiHidden="1" w:unhideWhenUsed="1"/>
+    <w:lsdException w:name="Table 3D effects 3" w:semiHidden="1" w:unhideWhenUsed="1"/>
+    <w:lsdException w:name="Table Contemporary" w:semiHidden="1" w:unhideWhenUsed="1"/>
+    <w:lsdException w:name="Table Elegant" w:semiHidden="1" w:unhideWhenUsed="1"/>
+    <w:lsdException w:name="Table Professional" w:semiHidden="1" w:unhideWhenUsed="1"/>
+    <w:lsdException w:name="Table Subtle 1" w:semiHidden="1" w:unhideWhenUsed="1"/>
+    <w:lsdException w:name="Table Subtle 2" w:semiHidden="1" w:unhideWhenUsed="1"/>
+    <w:lsdException w:name="Table Web 1" w:semiHidden="1" w:unhideWhenUsed="1"/>
+    <w:lsdException w:name="Table Web 2" w:semiHidden="1" w:unhideWhenUsed="1"/>
+    <w:lsdException w:name="Table Web 3" w:semiHidden="1" w:unhideWhenUsed="1"/>
+    <w:lsdException w:name="Balloon Text" w:semiHidden="1" w:unhideWhenUsed="1"/>
+    <w:lsdException w:name="Table Grid" w:uiPriority="39"/>
+    <w:lsdException w:name="Table Theme" w:semiHidden="1" w:unhideWhenUsed="1"/>
+    <w:lsdException w:name="Placeholder Text" w:semiHidden="1"/>
+    <w:lsdException w:name="No Spacing" w:uiPriority="1" w:qFormat="1"/>
+    <w:lsdException w:name="Light Shading" w:uiPriority="60"/>
+    <w:lsdException w:name="Light List" w:uiPriority="61"/>
+    <w:lsdException w:name="Light Grid" w:uiPriority="62"/>
+    <w:lsdException w:name="Medium Shading 1" w:uiPriority="63"/>
+    <w:lsdException w:name="Medium Shading 2" w:uiPriority="64"/>
+    <w:lsdException w:name="Medium List 1" w:uiPriority="65"/>
+    <w:lsdException w:name="Medium List 2" w:uiPriority="66"/>
+    <w:lsdException w:name="Medium Grid 1" w:uiPriority="67"/>
+    <w:lsdException w:name="Medium Grid 2" w:uiPriority="68"/>
+    <w:lsdException w:name="Medium Grid 3" w:uiPriority="69"/>
+    <w:lsdException w:name="Dark List" w:uiPriority="70"/>
+    <w:lsdException w:name="Colorful Shading" w:uiPriority="71"/>
+    <w:lsdException w:name="Colorful List" w:uiPriority="72"/>
+    <w:lsdException w:name="Colorful Grid" w:uiPriority="73"/>
+    <w:lsdException w:name="Light Shading Accent 1" w:uiPriority="60"/>
+    <w:lsdException w:name="Light List Accent 1" w:uiPriority="61"/>
+    <w:lsdException w:name="Light Grid Accent 1" w:uiPriority="62"/>
+    <w:lsdException w:name="Medium Shading 1 Accent 1" w:uiPriority="63"/>
+    <w:lsdException w:name="Medium Shading 2 Accent 1" w:uiPriority="64"/>
+    <w:lsdException w:name="Medium List 1 Accent 1" w:uiPriority="65"/>
+    <w:lsdException w:name="Revision" w:semiHidden="1"/>
+    <w:lsdException w:name="List Paragraph" w:uiPriority="34" w:qFormat="1"/>
+    <w:lsdException w:name="Quote" w:uiPriority="29" w:qFormat="1"/>
+    <w:lsdException w:name="Intense Quote" w:uiPriority="30" w:qFormat="1"/>
+    <w:lsdException w:name="Medium List 2 Accent 1" w:uiPriority="66"/>
+    <w:lsdException w:name="Medium Grid 1 Accent 1" w:uiPriority="67"/>
+    <w:lsdException w:name="Medium Grid 2 Accent 1" w:uiPriority="68"/>
+    <w:lsdException w:name="Medium Grid 3 Accent 1" w:uiPriority="69"/>
+    <w:lsdException w:name="Dark List Accent 1" w:uiPriority="70"/>
+    <w:lsdException w:name="Colorful Shading Accent 1" w:uiPriority="71"/>
+    <w:lsdException w:name="Colorful List Accent 1" w:uiPriority="72"/>
+    <w:lsdException w:name="Colorful Grid Accent 1" w:uiPriority="73"/>
+    <w:lsdException w:name="Light Shading Accent 2" w:uiPriority="60"/>
+    <w:lsdException w:name="Light List Accent 2" w:uiPriority="61"/>
+    <w:lsdException w:name="Light Grid Accent 2" w:uiPriority="62"/>
+    <w:lsdException w:name="Medium Shading 1 Accent 2" w:uiPriority="63"/>
+    <w:lsdException w:name="Medium Shading 2 Accent 2" w:uiPriority="64"/>
+    <w:lsdException w:name="Medium List 1 Accent 2" w:uiPriority="65"/>
+    <w:lsdException w:name="Medium List 2 Accent 2" w:uiPriority="66"/>
+    <w:lsdException w:name="Medium Grid 1 Accent 2" w:uiPriority="67"/>
+    <w:lsdException w:name="Medium Grid 2 Accent 2" w:uiPriority="68"/>
+    <w:lsdException w:name="Medium Grid 3 Accent 2" w:uiPriority="69"/>
+    <w:lsdException w:name="Dark List Accent 2" w:uiPriority="70"/>
+    <w:lsdException w:name="Colorful Shading Accent 2" w:uiPriority="71"/>
+    <w:lsdException w:name="Colorful List Accent 2" w:uiPriority="72"/>
+    <w:lsdException w:name="Colorful Grid Accent 2" w:uiPriority="73"/>
+    <w:lsdException w:name="Light Shading Accent 3" w:uiPriority="60"/>
+    <w:lsdException w:name="Light List Accent 3" w:uiPriority="61"/>
+    <w:lsdException w:name="Light Grid Accent 3" w:uiPriority="62"/>
+    <w:lsdException w:name="Medium Shading 1 Accent 3" w:uiPriority="63"/>
+    <w:lsdException w:name="Medium Shading 2 Accent 3" w:uiPriority="64"/>
+    <w:lsdException w:name="Medium List 1 Accent 3" w:uiPriority="65"/>
+    <w:lsdException w:name="Medium List 2 Accent 3" w:uiPriority="66"/>
+    <w:lsdException w:name="Medium Grid 1 Accent 3" w:uiPriority="67"/>
+    <w:lsdException w:name="Medium Grid 2 Accent 3" w:uiPriority="68"/>
+    <w:lsdException w:name="Medium Grid 3 Accent 3" w:uiPriority="69"/>
+    <w:lsdException w:name="Dark List Accent 3" w:uiPriority="70"/>
+    <w:lsdException w:name="Colorful Shading Accent 3" w:uiPriority="71"/>
+    <w:lsdException w:name="Colorful List Accent 3" w:uiPriority="72"/>
+    <w:lsdException w:name="Colorful Grid Accent 3" w:uiPriority="73"/>
+    <w:lsdException w:name="Light Shading Accent 4" w:uiPriority="60"/>
+    <w:lsdException w:name="Light List Accent 4" w:uiPriority="61"/>
+    <w:lsdException w:name="Light Grid Accent 4" w:uiPriority="62"/>
+    <w:lsdException w:name="Medium Shading 1 Accent 4" w:uiPriority="63"/>
+    <w:lsdException w:name="Medium Shading 2 Accent 4" w:uiPriority="64"/>
+    <w:lsdException w:name="Medium List 1 Accent 4" w:uiPriority="65"/>
+    <w:lsdException w:name="Medium List 2 Accent 4" w:uiPriority="66"/>
+    <w:lsdException w:name="Medium Grid 1 Accent 4" w:uiPriority="67"/>
+    <w:lsdException w:name="Medium Grid 2 Accent 4" w:uiPriority="68"/>
+    <w:lsdException w:name="Medium Grid 3 Accent 4" w:uiPriority="69"/>
+    <w:lsdException w:name="Dark List Accent 4" w:uiPriority="70"/>
+    <w:lsdException w:name="Colorful Shading Accent 4" w:uiPriority="71"/>
+    <w:lsdException w:name="Colorful List Accent 4" w:uiPriority="72"/>
+    <w:lsdException w:name="Colorful Grid Accent 4" w:uiPriority="73"/>
+    <w:lsdException w:name="Light Shading Accent 5" w:uiPriority="60"/>
+    <w:lsdException w:name="Light List Accent 5" w:uiPriority="61"/>
+    <w:lsdException w:name="Light Grid Accent 5" w:uiPriority="62"/>
+    <w:lsdException w:name="Medium Shading 1 Accent 5" w:uiPriority="63"/>
+    <w:lsdException w:name="Medium Shading 2 Accent 5" w:uiPriority="64"/>
+    <w:lsdException w:name="Medium List 1 Accent 5" w:uiPriority="65"/>
+    <w:lsdException w:name="Medium List 2 Accent 5" w:uiPriority="66"/>
+    <w:lsdException w:name="Medium Grid 1 Accent 5" w:uiPriority="67"/>
+    <w:lsdException w:name="Medium Grid 2 Accent 5" w:uiPriority="68"/>
+    <w:lsdException w:name="Medium Grid 3 Accent 5" w:uiPriority="69"/>
+    <w:lsdException w:name="Dark List Accent 5" w:uiPriority="70"/>
+    <w:lsdException w:name="Colorful Shading Accent 5" w:uiPriority="71"/>
+    <w:lsdException w:name="Colorful List Accent 5" w:uiPriority="72"/>
+    <w:lsdException w:name="Colorful Grid Accent 5" w:uiPriority="73"/>
+    <w:lsdException w:name="Light Shading Accent 6" w:uiPriority="60"/>
+    <w:lsdException w:name="Light List Accent 6" w:uiPriority="61"/>
+    <w:lsdException w:name="Light Grid Accent 6" w:uiPriority="62"/>
+    <w:lsdException w:name="Medium Shading 1 Accent 6" w:uiPriority="63"/>
+    <w:lsdException w:name="Medium Shading 2 Accent 6" w:uiPriority="64"/>
+    <w:lsdException w:name="Medium List 1 Accent 6" w:uiPriority="65"/>
+    <w:lsdException w:name="Medium List 2 Accent 6" w:uiPriority="66"/>
+    <w:lsdException w:name="Medium Grid 1 Accent 6" w:uiPriority="67"/>
+    <w:lsdException w:name="Medium Grid 2 Accent 6" w:uiPriority="68"/>
+    <w:lsdException w:name="Medium Grid 3 Accent 6" w:uiPriority="69"/>
+    <w:lsdException w:name="Dark List Accent 6" w:uiPriority="70"/>
+    <w:lsdException w:name="Colorful Shading Accent 6" w:uiPriority="71"/>
+    <w:lsdException w:name="Colorful List Accent 6" w:uiPriority="72"/>
+    <w:lsdException w:name="Colorful Grid Accent 6" w:uiPriority="73"/>
+    <w:lsdException w:name="Subtle Emphasis" w:uiPriority="19" w:qFormat="1"/>
+    <w:lsdException w:name="Intense Emphasis" w:uiPriority="21" w:qFormat="1"/>
+    <w:lsdException w:name="Subtle Reference" w:uiPriority="31" w:qFormat="1"/>
+    <w:lsdException w:name="Intense Reference" w:uiPriority="32" w:qFormat="1"/>
+    <w:lsdException w:name="Book Title" w:uiPriority="33" w:qFormat="1"/>
+    <w:lsdException w:name="Bibliography" w:semiHidden="1" w:uiPriority="37" w:unhideWhenUsed="1"/>
+    <w:lsdException w:name="TOC Heading" w:semiHidden="1" w:uiPriority="39" w:unhideWhenUsed="1" w:qFormat="1"/>
+    <w:lsdException w:name="Plain Table 1" w:uiPriority="41"/>
+    <w:lsdException w:name="Plain Table 2" w:uiPriority="42"/>
+    <w:lsdException w:name="Plain Table 3" w:uiPriority="43"/>
+    <w:lsdException w:name="Plain Table 4" w:uiPriority="44"/>
+    <w:lsdException w:name="Plain Table 5" w:uiPriority="45"/>
+    <w:lsdException w:name="Grid Table Light" w:uiPriority="40"/>
+    <w:lsdException w:name="Grid Table 1 Light" w:uiPriority="46"/>
+    <w:lsdException w:name="Grid Table 2" w:uiPriority="47"/>
+    <w:lsdException w:name="Grid Table 3" w:uiPriority="48"/>
+    <w:lsdException w:name="Grid Table 4" w:uiPriority="49"/>
+    <w:lsdException w:name="Grid Table 5 Dark" w:uiPriority="50"/>
+    <w:lsdException w:name="Grid Table 6 Colorful" w:uiPriority="51"/>
+    <w:lsdException w:name="Grid Table 7 Colorful" w:uiPriority="52"/>
+    <w:lsdException w:name="Grid Table 1 Light Accent 1" w:uiPriority="46"/>
+    <w:lsdException w:name="Grid Table 2 Accent 1" w:uiPriority="47"/>
+    <w:lsdException w:name="Grid Table 3 Accent 1" w:uiPriority="48"/>
+    <w:lsdException w:name="Grid Table 4 Accent 1" w:uiPriority="49"/>
+    <w:lsdException w:name="Grid Table 5 Dark Accent 1" w:uiPriority="50"/>
+    <w:lsdException w:name="Grid Table 6 Colorful Accent 1" w:uiPriority="51"/>
+    <w:lsdException w:name="Grid Table 7 Colorful Accent 1" w:uiPriority="52"/>
+    <w:lsdException w:name="Grid Table 1 Light Accent 2" w:uiPriority="46"/>
+    <w:lsdException w:name="Grid Table 2 Accent 2" w:uiPriority="47"/>
+    <w:lsdException w:name="Grid Table 3 Accent 2" w:uiPriority="48"/>
+    <w:lsdException w:name="Grid Table 4 Accent 2" w:uiPriority="49"/>
+    <w:lsdException w:name="Grid Table 5 Dark Accent 2" w:uiPriority="50"/>
+    <w:lsdException w:name="Grid Table 6 Colorful Accent 2" w:uiPriority="51"/>
+    <w:lsdException w:name="Grid Table 7 Colorful Accent 2" w:uiPriority="52"/>
+    <w:lsdException w:name="Grid Table 1 Light Accent 3" w:uiPriority="46"/>
+    <w:lsdException w:name="Grid Table 2 Accent 3" w:uiPriority="47"/>
+    <w:lsdException w:name="Grid Table 3 Accent 3" w:uiPriority="48"/>
+    <w:lsdException w:name="Grid Table 4 Accent 3" w:uiPriority="49"/>
+    <w:lsdException w:name="Grid Table 5 Dark Accent 3" w:uiPriority="50"/>
+    <w:lsdException w:name="Grid Table 6 Colorful Accent 3" w:uiPriority="51"/>
+    <w:lsdException w:name="Grid Table 7 Colorful Accent 3" w:uiPriority="52"/>
+    <w:lsdException w:name="Grid Table 1 Light Accent 4" w:uiPriority="46"/>
+    <w:lsdException w:name="Grid Table 2 Accent 4" w:uiPriority="47"/>
+    <w:lsdException w:name="Grid Table 3 Accent 4" w:uiPriority="48"/>
+    <w:lsdException w:name="Grid Table 4 Accent 4" w:uiPriority="49"/>
+    <w:lsdException w:name="Grid Table 5 Dark Accent 4" w:uiPriority="50"/>
+    <w:lsdException w:name="Grid Table 6 Colorful Accent 4" w:uiPriority="51"/>
+    <w:lsdException w:name="Grid Table 7 Colorful Accent 4" w:uiPriority="52"/>
+    <w:lsdException w:name="Grid Table 1 Light Accent 5" w:uiPriority="46"/>
+    <w:lsdException w:name="Grid Table 2 Accent 5" w:uiPriority="47"/>
+    <w:lsdException w:name="Grid Table 3 Accent 5" w:uiPriority="48"/>
+    <w:lsdException w:name="Grid Table 4 Accent 5" w:uiPriority="49"/>
+    <w:lsdException w:name="Grid Table 5 Dark Accent 5" w:uiPriority="50"/>
+    <w:lsdException w:name="Grid Table 6 Colorful Accent 5" w:uiPriority="51"/>
+    <w:lsdException w:name="Grid Table 7 Colorful Accent 5" w:uiPriority="52"/>
+    <w:lsdException w:name="Grid Table 1 Light Accent 6" w:uiPriority="46"/>
+    <w:lsdException w:name="Grid Table 2 Accent 6" w:uiPriority="47"/>
+    <w:lsdException w:name="Grid Table 3 Accent 6" w:uiPriority="48"/>
+    <w:lsdException w:name="Grid Table 4 Accent 6" w:uiPriority="49"/>
+    <w:lsdException w:name="Grid Table 5 Dark Accent 6" w:uiPriority="50"/>
+    <w:lsdException w:name="Grid Table 6 Colorful Accent 6" w:uiPriority="51"/>
+    <w:lsdException w:name="Grid Table 7 Colorful Accent 6" w:uiPriority="52"/>
+    <w:lsdException w:name="List Table 1 Light" w:uiPriority="46"/>
+    <w:lsdException w:name="List Table 2" w:uiPriority="47"/>
+    <w:lsdException w:name="List Table 3" w:uiPriority="48"/>
+    <w:lsdException w:name="List Table 4" w:uiPriority="49"/>
+    <w:lsdException w:name="List Table 5 Dark" w:uiPriority="50"/>
+    <w:lsdException w:name="List Table 6 Colorful" w:uiPriority="51"/>
+    <w:lsdException w:name="List Table 7 Colorful" w:uiPriority="52"/>
+    <w:lsdException w:name="List Table 1 Light Accent 1" w:uiPriority="46"/>
+    <w:lsdException w:name="List Table 2 Accent 1" w:uiPriority="47"/>
+    <w:lsdException w:name="List Table 3 Accent 1" w:uiPriority="48"/>
+    <w:lsdException w:name="List Table 4 Accent 1" w:uiPriority="49"/>
+    <w:lsdException w:name="List Table 5 Dark Accent 1" w:uiPriority="50"/>
+    <w:lsdException w:name="List Table 6 Colorful Accent 1" w:uiPriority="51"/>
+    <w:lsdException w:name="List Table 7 Colorful Accent 1" w:uiPriority="52"/>
+    <w:lsdException w:name="List Table 1 Light Accent 2" w:uiPriority="46"/>
+    <w:lsdException w:name="List Table 2 Accent 2" w:uiPriority="47"/>
+    <w:lsdException w:name="List Table 3 Accent 2" w:uiPriority="48"/>
+    <w:lsdException w:name="List Table 4 Accent 2" w:uiPriority="49"/>
+    <w:lsdException w:name="List Table 5 Dark Accent 2" w:uiPriority="50"/>
+    <w:lsdException w:name="List Table 6 Colorful Accent 2" w:uiPriority="51"/>
+    <w:lsdException w:name="List Table 7 Colorful Accent 2" w:uiPriority="52"/>
+    <w:lsdException w:name="List Table 1 Light Accent 3" w:uiPriority="46"/>
+    <w:lsdException w:name="List Table 2 Accent 3" w:uiPriority="47"/>
+    <w:lsdException w:name="List Table 3 Accent 3" w:uiPriority="48"/>
+    <w:lsdException w:name="List Table 4 Accent 3" w:uiPriority="49"/>
+    <w:lsdException w:name="List Table 5 Dark Accent 3" w:uiPriority="50"/>
+    <w:lsdException w:name="List Table 6 Colorful Accent 3" w:uiPriority="51"/>
+    <w:lsdException w:name="List Table 7 Colorful Accent 3" w:uiPriority="52"/>
+    <w:lsdException w:name="List Table 1 Light Accent 4" w:uiPriority="46"/>
+    <w:lsdException w:name="List Table 2 Accent 4" w:uiPriority="47"/>
+    <w:lsdException w:name="List Table 3 Accent 4" w:uiPriority="48"/>
+    <w:lsdException w:name="List Table 4 Accent 4" w:uiPriority="49"/>
+    <w:lsdException w:name="List Table 5 Dark Accent 4" w:uiPriority="50"/>
+    <w:lsdException w:name="List Table 6 Colorful Accent 4" w:uiPriority="51"/>
+    <w:lsdException w:name="List Table 7 Colorful Accent 4" w:uiPriority="52"/>
+    <w:lsdException w:name="List Table 1 Light Accent 5" w:uiPriority="46"/>
+    <w:lsdException w:name="List Table 2 Accent 5" w:uiPriority="47"/>
+    <w:lsdException w:name="List Table 3 Accent 5" w:uiPriority="48"/>
+    <w:lsdException w:name="List Table 4 Accent 5" w:uiPriority="49"/>
+    <w:lsdException w:name="List Table 5 Dark Accent 5" w:uiPriority="50"/>
+    <w:lsdException w:name="List Table 6 Colorful Accent 5" w:uiPriority="51"/>
+    <w:lsdException w:name="List Table 7 Colorful Accent 5" w:uiPriority="52"/>
+    <w:lsdException w:name="List Table 1 Light Accent 6" w:uiPriority="46"/>
+    <w:lsdException w:name="List Table 2 Accent 6" w:uiPriority="47"/>
+    <w:lsdException w:name="List Table 3 Accent 6" w:uiPriority="48"/>
+    <w:lsdException w:name="List Table 4 Accent 6" w:uiPriority="49"/>
+    <w:lsdException w:name="List Table 5 Dark Accent 6" w:uiPriority="50"/>
+    <w:lsdException w:name="List Table 6 Colorful Accent 6" w:uiPriority="51"/>
+    <w:lsdException w:name="List Table 7 Colorful Accent 6" w:uiPriority="52"/>
+    <w:lsdException w:name="Mention" w:semiHidden="1" w:unhideWhenUsed="1"/>
+    <w:lsdException w:name="Smart Hyperlink" w:semiHidden="1" w:unhideWhenUsed="1"/>
+    <w:lsdException w:name="Hashtag" w:semiHidden="1" w:unhideWhenUsed="1"/>
+    <w:lsdException w:name="Unresolved Mention" w:semiHidden="1" w:unhideWhenUsed="1"/>
+    <w:lsdException w:name="Smart Link" w:semiHidden="1" w:unhideWhenUsed="1"/>
+  </w:latentStyles>
+  <w:style w:type="paragraph" w:default="1" w:styleId="Normal">
+    <w:name w:val="Normal"/>
     <w:qFormat/>
-    <w:rPr>
-      <w:sz w:val="56"/>
-      <w:szCs w:val="56"/>
-    </w:rPr>
   </w:style>
   <w:style w:type="paragraph" w:styleId="Heading1">
-    <w:name w:val="Heading 1"/>
-    <w:basedOn w:val="Normal"/>
-    <w:next w:val="Normal"/>
+    <w:name w:val="heading 1"/>
+    <w:uiPriority w:val="9"/>
     <w:qFormat/>
+    <w:pPr>
+      <w:outlineLvl w:val="0"/>
+    </w:pPr>
     <w:rPr>
       <w:color w:val="2E74B5"/>
       <w:sz w:val="32"/>
@@ -1588,10 +2566,14 @@
     </w:rPr>
   </w:style>
   <w:style w:type="paragraph" w:styleId="Heading2">
-    <w:name w:val="Heading 2"/>
-    <w:basedOn w:val="Normal"/>
-    <w:next w:val="Normal"/>
+    <w:name w:val="heading 2"/>
+    <w:uiPriority w:val="9"/>
+    <w:semiHidden/>
+    <w:unhideWhenUsed/>
     <w:qFormat/>
+    <w:pPr>
+      <w:outlineLvl w:val="1"/>
+    </w:pPr>
     <w:rPr>
       <w:color w:val="2E74B5"/>
       <w:sz w:val="26"/>
@@ -1599,10 +2581,14 @@
     </w:rPr>
   </w:style>
   <w:style w:type="paragraph" w:styleId="Heading3">
-    <w:name w:val="Heading 3"/>
-    <w:basedOn w:val="Normal"/>
-    <w:next w:val="Normal"/>
+    <w:name w:val="heading 3"/>
+    <w:uiPriority w:val="9"/>
+    <w:semiHidden/>
+    <w:unhideWhenUsed/>
     <w:qFormat/>
+    <w:pPr>
+      <w:outlineLvl w:val="2"/>
+    </w:pPr>
     <w:rPr>
       <w:color w:val="1F4D78"/>
       <w:sz w:val="24"/>
@@ -1610,10 +2596,14 @@
     </w:rPr>
   </w:style>
   <w:style w:type="paragraph" w:styleId="Heading4">
-    <w:name w:val="Heading 4"/>
-    <w:basedOn w:val="Normal"/>
-    <w:next w:val="Normal"/>
+    <w:name w:val="heading 4"/>
+    <w:uiPriority w:val="9"/>
+    <w:semiHidden/>
+    <w:unhideWhenUsed/>
     <w:qFormat/>
+    <w:pPr>
+      <w:outlineLvl w:val="3"/>
+    </w:pPr>
     <w:rPr>
       <w:i/>
       <w:iCs/>
@@ -1621,27 +2611,69 @@
     </w:rPr>
   </w:style>
   <w:style w:type="paragraph" w:styleId="Heading5">
-    <w:name w:val="Heading 5"/>
-    <w:basedOn w:val="Normal"/>
-    <w:next w:val="Normal"/>
+    <w:name w:val="heading 5"/>
+    <w:uiPriority w:val="9"/>
+    <w:semiHidden/>
+    <w:unhideWhenUsed/>
     <w:qFormat/>
+    <w:pPr>
+      <w:outlineLvl w:val="4"/>
+    </w:pPr>
     <w:rPr>
       <w:color w:val="2E74B5"/>
     </w:rPr>
   </w:style>
   <w:style w:type="paragraph" w:styleId="Heading6">
-    <w:name w:val="Heading 6"/>
-    <w:basedOn w:val="Normal"/>
-    <w:next w:val="Normal"/>
+    <w:name w:val="heading 6"/>
+    <w:uiPriority w:val="9"/>
+    <w:semiHidden/>
+    <w:unhideWhenUsed/>
     <w:qFormat/>
+    <w:pPr>
+      <w:outlineLvl w:val="5"/>
+    </w:pPr>
     <w:rPr>
       <w:color w:val="1F4D78"/>
     </w:rPr>
   </w:style>
-  <w:style w:type="paragraph" w:styleId="Strong">
-    <w:name w:val="Strong"/>
-    <w:basedOn w:val="Normal"/>
-    <w:next w:val="Normal"/>
+  <w:style w:type="character" w:default="1" w:styleId="DefaultParagraphFont">
+    <w:name w:val="Default Paragraph Font"/>
+    <w:uiPriority w:val="1"/>
+    <w:semiHidden/>
+    <w:unhideWhenUsed/>
+  </w:style>
+  <w:style w:type="table" w:default="1" w:styleId="TableNormal">
+    <w:name w:val="Normal Table"/>
+    <w:uiPriority w:val="99"/>
+    <w:semiHidden/>
+    <w:unhideWhenUsed/>
+    <w:tblPr>
+      <w:tblInd w:w="0" w:type="dxa"/>
+      <w:tblCellMar>
+        <w:top w:w="0" w:type="dxa"/>
+        <w:left w:w="108" w:type="dxa"/>
+        <w:bottom w:w="0" w:type="dxa"/>
+        <w:right w:w="108" w:type="dxa"/>
+      </w:tblCellMar>
+    </w:tblPr>
+  </w:style>
+  <w:style w:type="numbering" w:default="1" w:styleId="NoList">
+    <w:name w:val="No List"/>
+    <w:uiPriority w:val="99"/>
+    <w:semiHidden/>
+    <w:unhideWhenUsed/>
+  </w:style>
+  <w:style w:type="paragraph" w:styleId="Title">
+    <w:name w:val="Title"/>
+    <w:uiPriority w:val="10"/>
+    <w:qFormat/>
+    <w:rPr>
+      <w:sz w:val="56"/>
+      <w:szCs w:val="56"/>
+    </w:rPr>
+  </w:style>
+  <w:style w:type="paragraph" w:customStyle="1" w:styleId="Strong1">
+    <w:name w:val="Strong1"/>
     <w:qFormat/>
     <w:rPr>
       <w:b/>
@@ -1650,12 +2682,10 @@
   </w:style>
   <w:style w:type="paragraph" w:styleId="ListParagraph">
     <w:name w:val="List Paragraph"/>
-    <w:basedOn w:val="Normal"/>
     <w:qFormat/>
   </w:style>
   <w:style w:type="character" w:styleId="Hyperlink">
     <w:name w:val="Hyperlink"/>
-    <w:basedOn w:val="DefaultParagraphFont"/>
     <w:uiPriority w:val="99"/>
     <w:unhideWhenUsed/>
     <w:rPr>
@@ -1665,7 +2695,6 @@
   </w:style>
   <w:style w:type="character" w:styleId="FootnoteReference">
     <w:name w:val="footnote reference"/>
-    <w:basedOn w:val="DefaultParagraphFont"/>
     <w:uiPriority w:val="99"/>
     <w:semiHidden/>
     <w:unhideWhenUsed/>
@@ -1675,22 +2704,13 @@
   </w:style>
   <w:style w:type="paragraph" w:styleId="FootnoteText">
     <w:name w:val="footnote text"/>
-    <w:basedOn w:val="Normal"/>
     <w:link w:val="FootnoteTextChar"/>
     <w:uiPriority w:val="99"/>
     <w:semiHidden/>
     <w:unhideWhenUsed/>
-    <w:pPr>
-      <w:spacing w:after="0" w:line="240" w:lineRule="auto"/>
-    </w:pPr>
-    <w:rPr>
-      <w:sz w:val="20"/>
-      <w:szCs w:val="20"/>
-    </w:rPr>
   </w:style>
-  <w:style w:type="character" w:styleId="FootnoteTextChar">
+  <w:style w:type="character" w:customStyle="1" w:styleId="FootnoteTextChar">
     <w:name w:val="Footnote Text Char"/>
-    <w:basedOn w:val="DefaultParagraphFont"/>
     <w:link w:val="FootnoteText"/>
     <w:uiPriority w:val="99"/>
     <w:semiHidden/>
@@ -1702,7 +2722,6 @@
   </w:style>
   <w:style w:type="character" w:styleId="EndnoteReference">
     <w:name w:val="endnote reference"/>
-    <w:basedOn w:val="DefaultParagraphFont"/>
     <w:uiPriority w:val="99"/>
     <w:semiHidden/>
     <w:unhideWhenUsed/>
@@ -1712,22 +2731,13 @@
   </w:style>
   <w:style w:type="paragraph" w:styleId="EndnoteText">
     <w:name w:val="endnote text"/>
-    <w:basedOn w:val="Normal"/>
     <w:link w:val="EndnoteTextChar"/>
     <w:uiPriority w:val="99"/>
     <w:semiHidden/>
     <w:unhideWhenUsed/>
-    <w:pPr>
-      <w:spacing w:after="0" w:line="240" w:lineRule="auto"/>
-    </w:pPr>
-    <w:rPr>
-      <w:sz w:val="20"/>
-      <w:szCs w:val="20"/>
-    </w:rPr>
   </w:style>
-  <w:style w:type="character" w:styleId="EndnoteTextChar">
+  <w:style w:type="character" w:customStyle="1" w:styleId="EndnoteTextChar">
     <w:name w:val="Endnote Text Char"/>
-    <w:basedOn w:val="DefaultParagraphFont"/>
     <w:link w:val="EndnoteText"/>
     <w:uiPriority w:val="99"/>
     <w:semiHidden/>
@@ -1738,4 +2748,319 @@
     </w:rPr>
   </w:style>
 </w:styles>
+</file>
+
+<file path=word/theme/theme1.xml><?xml version="1.0" encoding="utf-8"?>
+<a:theme xmlns:a="http://schemas.openxmlformats.org/drawingml/2006/main" name="Office Theme">
+  <a:themeElements>
+    <a:clrScheme name="Office">
+      <a:dk1>
+        <a:sysClr val="windowText" lastClr="000000"/>
+      </a:dk1>
+      <a:lt1>
+        <a:sysClr val="window" lastClr="FFFFFF"/>
+      </a:lt1>
+      <a:dk2>
+        <a:srgbClr val="0E2841"/>
+      </a:dk2>
+      <a:lt2>
+        <a:srgbClr val="E8E8E8"/>
+      </a:lt2>
+      <a:accent1>
+        <a:srgbClr val="156082"/>
+      </a:accent1>
+      <a:accent2>
+        <a:srgbClr val="E97132"/>
+      </a:accent2>
+      <a:accent3>
+        <a:srgbClr val="196B24"/>
+      </a:accent3>
+      <a:accent4>
+        <a:srgbClr val="0F9ED5"/>
+      </a:accent4>
+      <a:accent5>
+        <a:srgbClr val="A02B93"/>
+      </a:accent5>
+      <a:accent6>
+        <a:srgbClr val="4EA72E"/>
+      </a:accent6>
+      <a:hlink>
+        <a:srgbClr val="467886"/>
+      </a:hlink>
+      <a:folHlink>
+        <a:srgbClr val="96607D"/>
+      </a:folHlink>
+    </a:clrScheme>
+    <a:fontScheme name="Office">
+      <a:majorFont>
+        <a:latin typeface="Aptos Display" panose="02110004020202020204"/>
+        <a:ea typeface=""/>
+        <a:cs typeface=""/>
+        <a:font script="Jpan" typeface="游ゴシック Light"/>
+        <a:font script="Hang" typeface="맑은 고딕"/>
+        <a:font script="Hans" typeface="等线 Light"/>
+        <a:font script="Hant" typeface="新細明體"/>
+        <a:font script="Arab" typeface="Times New Roman"/>
+        <a:font script="Hebr" typeface="Times New Roman"/>
+        <a:font script="Thai" typeface="Angsana New"/>
+        <a:font script="Ethi" typeface="Nyala"/>
+        <a:font script="Beng" typeface="Vrinda"/>
+        <a:font script="Gujr" typeface="Shruti"/>
+        <a:font script="Khmr" typeface="MoolBoran"/>
+        <a:font script="Knda" typeface="Tunga"/>
+        <a:font script="Guru" typeface="Raavi"/>
+        <a:font script="Cans" typeface="Euphemia"/>
+        <a:font script="Cher" typeface="Plantagenet Cherokee"/>
+        <a:font script="Yiii" typeface="Microsoft Yi Baiti"/>
+        <a:font script="Tibt" typeface="Microsoft Himalaya"/>
+        <a:font script="Thaa" typeface="MV Boli"/>
+        <a:font script="Deva" typeface="Mangal"/>
+        <a:font script="Telu" typeface="Gautami"/>
+        <a:font script="Taml" typeface="Latha"/>
+        <a:font script="Syrc" typeface="Estrangelo Edessa"/>
+        <a:font script="Orya" typeface="Kalinga"/>
+        <a:font script="Mlym" typeface="Kartika"/>
+        <a:font script="Laoo" typeface="DokChampa"/>
+        <a:font script="Sinh" typeface="Iskoola Pota"/>
+        <a:font script="Mong" typeface="Mongolian Baiti"/>
+        <a:font script="Viet" typeface="Times New Roman"/>
+        <a:font script="Uigh" typeface="Microsoft Uighur"/>
+        <a:font script="Geor" typeface="Sylfaen"/>
+        <a:font script="Armn" typeface="Arial"/>
+        <a:font script="Bugi" typeface="Leelawadee UI"/>
+        <a:font script="Bopo" typeface="Microsoft JhengHei"/>
+        <a:font script="Java" typeface="Javanese Text"/>
+        <a:font script="Lisu" typeface="Segoe UI"/>
+        <a:font script="Mymr" typeface="Myanmar Text"/>
+        <a:font script="Nkoo" typeface="Ebrima"/>
+        <a:font script="Olck" typeface="Nirmala UI"/>
+        <a:font script="Osma" typeface="Ebrima"/>
+        <a:font script="Phag" typeface="Phagspa"/>
+        <a:font script="Syrn" typeface="Estrangelo Edessa"/>
+        <a:font script="Syrj" typeface="Estrangelo Edessa"/>
+        <a:font script="Syre" typeface="Estrangelo Edessa"/>
+        <a:font script="Sora" typeface="Nirmala UI"/>
+        <a:font script="Tale" typeface="Microsoft Tai Le"/>
+        <a:font script="Talu" typeface="Microsoft New Tai Lue"/>
+        <a:font script="Tfng" typeface="Ebrima"/>
+      </a:majorFont>
+      <a:minorFont>
+        <a:latin typeface="Aptos" panose="02110004020202020204"/>
+        <a:ea typeface=""/>
+        <a:cs typeface=""/>
+        <a:font script="Jpan" typeface="游明朝"/>
+        <a:font script="Hang" typeface="맑은 고딕"/>
+        <a:font script="Hans" typeface="等线"/>
+        <a:font script="Hant" typeface="新細明體"/>
+        <a:font script="Arab" typeface="Arial"/>
+        <a:font script="Hebr" typeface="Arial"/>
+        <a:font script="Thai" typeface="Cordia New"/>
+        <a:font script="Ethi" typeface="Nyala"/>
+        <a:font script="Beng" typeface="Vrinda"/>
+        <a:font script="Gujr" typeface="Shruti"/>
+        <a:font script="Khmr" typeface="DaunPenh"/>
+        <a:font script="Knda" typeface="Tunga"/>
+        <a:font script="Guru" typeface="Raavi"/>
+        <a:font script="Cans" typeface="Euphemia"/>
+        <a:font script="Cher" typeface="Plantagenet Cherokee"/>
+        <a:font script="Yiii" typeface="Microsoft Yi Baiti"/>
+        <a:font script="Tibt" typeface="Microsoft Himalaya"/>
+        <a:font script="Thaa" typeface="MV Boli"/>
+        <a:font script="Deva" typeface="Mangal"/>
+        <a:font script="Telu" typeface="Gautami"/>
+        <a:font script="Taml" typeface="Latha"/>
+        <a:font script="Syrc" typeface="Estrangelo Edessa"/>
+        <a:font script="Orya" typeface="Kalinga"/>
+        <a:font script="Mlym" typeface="Kartika"/>
+        <a:font script="Laoo" typeface="DokChampa"/>
+        <a:font script="Sinh" typeface="Iskoola Pota"/>
+        <a:font script="Mong" typeface="Mongolian Baiti"/>
+        <a:font script="Viet" typeface="Arial"/>
+        <a:font script="Uigh" typeface="Microsoft Uighur"/>
+        <a:font script="Geor" typeface="Sylfaen"/>
+        <a:font script="Armn" typeface="Arial"/>
+        <a:font script="Bugi" typeface="Leelawadee UI"/>
+        <a:font script="Bopo" typeface="Microsoft JhengHei"/>
+        <a:font script="Java" typeface="Javanese Text"/>
+        <a:font script="Lisu" typeface="Segoe UI"/>
+        <a:font script="Mymr" typeface="Myanmar Text"/>
+        <a:font script="Nkoo" typeface="Ebrima"/>
+        <a:font script="Olck" typeface="Nirmala UI"/>
+        <a:font script="Osma" typeface="Ebrima"/>
+        <a:font script="Phag" typeface="Phagspa"/>
+        <a:font script="Syrn" typeface="Estrangelo Edessa"/>
+        <a:font script="Syrj" typeface="Estrangelo Edessa"/>
+        <a:font script="Syre" typeface="Estrangelo Edessa"/>
+        <a:font script="Sora" typeface="Nirmala UI"/>
+        <a:font script="Tale" typeface="Microsoft Tai Le"/>
+        <a:font script="Talu" typeface="Microsoft New Tai Lue"/>
+        <a:font script="Tfng" typeface="Ebrima"/>
+      </a:minorFont>
+    </a:fontScheme>
+    <a:fmtScheme name="Office">
+      <a:fillStyleLst>
+        <a:solidFill>
+          <a:schemeClr val="phClr"/>
+        </a:solidFill>
+        <a:gradFill rotWithShape="1">
+          <a:gsLst>
+            <a:gs pos="0">
+              <a:schemeClr val="phClr">
+                <a:lumMod val="110000"/>
+                <a:satMod val="105000"/>
+                <a:tint val="67000"/>
+              </a:schemeClr>
+            </a:gs>
+            <a:gs pos="50000">
+              <a:schemeClr val="phClr">
+                <a:lumMod val="105000"/>
+                <a:satMod val="103000"/>
+                <a:tint val="73000"/>
+              </a:schemeClr>
+            </a:gs>
+            <a:gs pos="100000">
+              <a:schemeClr val="phClr">
+                <a:lumMod val="105000"/>
+                <a:satMod val="109000"/>
+                <a:tint val="81000"/>
+              </a:schemeClr>
+            </a:gs>
+          </a:gsLst>
+          <a:lin ang="5400000" scaled="0"/>
+        </a:gradFill>
+        <a:gradFill rotWithShape="1">
+          <a:gsLst>
+            <a:gs pos="0">
+              <a:schemeClr val="phClr">
+                <a:satMod val="103000"/>
+                <a:lumMod val="102000"/>
+                <a:tint val="94000"/>
+              </a:schemeClr>
+            </a:gs>
+            <a:gs pos="50000">
+              <a:schemeClr val="phClr">
+                <a:satMod val="110000"/>
+                <a:lumMod val="100000"/>
+                <a:shade val="100000"/>
+              </a:schemeClr>
+            </a:gs>
+            <a:gs pos="100000">
+              <a:schemeClr val="phClr">
+                <a:lumMod val="99000"/>
+                <a:satMod val="120000"/>
+                <a:shade val="78000"/>
+              </a:schemeClr>
+            </a:gs>
+          </a:gsLst>
+          <a:lin ang="5400000" scaled="0"/>
+        </a:gradFill>
+      </a:fillStyleLst>
+      <a:lnStyleLst>
+        <a:ln w="12700" cap="flat" cmpd="sng" algn="ctr">
+          <a:solidFill>
+            <a:schemeClr val="phClr"/>
+          </a:solidFill>
+          <a:prstDash val="solid"/>
+          <a:miter lim="800000"/>
+        </a:ln>
+        <a:ln w="19050" cap="flat" cmpd="sng" algn="ctr">
+          <a:solidFill>
+            <a:schemeClr val="phClr"/>
+          </a:solidFill>
+          <a:prstDash val="solid"/>
+          <a:miter lim="800000"/>
+        </a:ln>
+        <a:ln w="25400" cap="flat" cmpd="sng" algn="ctr">
+          <a:solidFill>
+            <a:schemeClr val="phClr"/>
+          </a:solidFill>
+          <a:prstDash val="solid"/>
+          <a:miter lim="800000"/>
+        </a:ln>
+      </a:lnStyleLst>
+      <a:effectStyleLst>
+        <a:effectStyle>
+          <a:effectLst/>
+        </a:effectStyle>
+        <a:effectStyle>
+          <a:effectLst/>
+        </a:effectStyle>
+        <a:effectStyle>
+          <a:effectLst>
+            <a:outerShdw blurRad="57150" dist="19050" dir="5400000" algn="ctr" rotWithShape="0">
+              <a:srgbClr val="000000">
+                <a:alpha val="63000"/>
+              </a:srgbClr>
+            </a:outerShdw>
+          </a:effectLst>
+        </a:effectStyle>
+      </a:effectStyleLst>
+      <a:bgFillStyleLst>
+        <a:solidFill>
+          <a:schemeClr val="phClr"/>
+        </a:solidFill>
+        <a:solidFill>
+          <a:schemeClr val="phClr">
+            <a:tint val="95000"/>
+            <a:satMod val="170000"/>
+          </a:schemeClr>
+        </a:solidFill>
+        <a:gradFill rotWithShape="1">
+          <a:gsLst>
+            <a:gs pos="0">
+              <a:schemeClr val="phClr">
+                <a:tint val="93000"/>
+                <a:satMod val="150000"/>
+                <a:shade val="98000"/>
+                <a:lumMod val="102000"/>
+              </a:schemeClr>
+            </a:gs>
+            <a:gs pos="50000">
+              <a:schemeClr val="phClr">
+                <a:tint val="98000"/>
+                <a:satMod val="130000"/>
+                <a:shade val="90000"/>
+                <a:lumMod val="103000"/>
+              </a:schemeClr>
+            </a:gs>
+            <a:gs pos="100000">
+              <a:schemeClr val="phClr">
+                <a:shade val="63000"/>
+                <a:satMod val="120000"/>
+              </a:schemeClr>
+            </a:gs>
+          </a:gsLst>
+          <a:lin ang="5400000" scaled="0"/>
+        </a:gradFill>
+      </a:bgFillStyleLst>
+    </a:fmtScheme>
+  </a:themeElements>
+  <a:objectDefaults>
+    <a:lnDef>
+      <a:spPr/>
+      <a:bodyPr/>
+      <a:lstStyle/>
+      <a:style>
+        <a:lnRef idx="2">
+          <a:schemeClr val="accent1"/>
+        </a:lnRef>
+        <a:fillRef idx="0">
+          <a:schemeClr val="accent1"/>
+        </a:fillRef>
+        <a:effectRef idx="1">
+          <a:schemeClr val="accent1"/>
+        </a:effectRef>
+        <a:fontRef idx="minor">
+          <a:schemeClr val="tx1"/>
+        </a:fontRef>
+      </a:style>
+    </a:lnDef>
+  </a:objectDefaults>
+  <a:extraClrSchemeLst/>
+  <a:extLst>
+    <a:ext uri="{05A4C25C-085E-4340-85A3-A5531E510DB2}">
+      <thm15:themeFamily xmlns:thm15="http://schemas.microsoft.com/office/thememl/2012/main" name="Office Theme" id="{2E142A2C-CD16-42D6-873A-C26D2A0506FA}" vid="{1BDDFF52-6CD6-40A5-AB3C-68EB2F1E4D0A}"/>
+    </a:ext>
+  </a:extLst>
+</a:theme>
 </file>